--- a/index.docx
+++ b/index.docx
@@ -23,7 +23,7 @@
         <w:pStyle w:val="Date"/>
       </w:pPr>
       <w:r>
-        <w:t xml:space="preserve">09 September 2026, 23:42</w:t>
+        <w:t xml:space="preserve">10 September 2026, 00:00</w:t>
       </w:r>
     </w:p>
     <w:p>
@@ -282,7 +282,7 @@
         <w:t xml:space="preserve">Age is the primary determinant driving plaque vulnerability and calcification burden in DM patients. The lack of independent predictive value from lipid-based indices may partly reflect indication bias from concurrent statin therapy, warranting caution before adopting these indices as standalone risk-stratification tools.</w:t>
       </w:r>
     </w:p>
-    <w:bookmarkStart w:id="9" w:name="pendahuluan"/>
+    <w:bookmarkStart w:id="26" w:name="pendahuluan"/>
     <w:p>
       <w:pPr>
         <w:pStyle w:val="Heading2"/>
@@ -432,8 +432,8 @@
         <w:t xml:space="preserve">) dengan faktor risiko tradisional (seperti Usia dan fungsi ginjal) pada konteks praktik klinik masih belum banyak dievaluasi. Oleh karena itu, penelitian ini bertujuan untuk mengeksplorasi faktor risiko tradisional dan indeks kardiometabolik turunan dalam memprediksi kejadian HRP dan kalsifikasi koroner pada kohort DM, guna memfasilitasi stratifikasi risiko yang lebih rasional pada praktek klinis.</w:t>
       </w:r>
     </w:p>
-    <w:bookmarkEnd w:id="9"/>
-    <w:bookmarkStart w:id="10" w:name="metode"/>
+    <w:bookmarkEnd w:id="26"/>
+    <w:bookmarkStart w:id="27" w:name="metode"/>
     <w:p>
       <w:pPr>
         <w:pStyle w:val="Heading2"/>
@@ -1004,8 +1004,8 @@
         <w:t xml:space="preserve">.</w:t>
       </w:r>
     </w:p>
-    <w:bookmarkEnd w:id="10"/>
-    <w:bookmarkStart w:id="16" w:name="hasil"/>
+    <w:bookmarkEnd w:id="27"/>
+    <w:bookmarkStart w:id="33" w:name="hasil"/>
     <w:p>
       <w:pPr>
         <w:pStyle w:val="Heading2"/>
@@ -1134,7 +1134,7 @@
       <w:tr>
         <w:tc>
           <w:tcPr/>
-          <w:bookmarkStart w:id="11" w:name="tbl-baseline"/>
+          <w:bookmarkStart w:id="28" w:name="tbl-baseline"/>
           <w:p>
             <w:pPr>
               <w:jc w:val="center"/>
@@ -7269,7 +7269,7 @@
               </w:tc>
             </w:tr>
           </w:tbl>
-          <w:bookmarkEnd w:id="11"/>
+          <w:bookmarkEnd w:id="28"/>
         </w:tc>
       </w:tr>
     </w:tbl>
@@ -7364,7 +7364,7 @@
       <w:tr>
         <w:tc>
           <w:tcPr/>
-          <w:bookmarkStart w:id="15" w:name="fig-roc-indices"/>
+          <w:bookmarkStart w:id="32" w:name="fig-roc-indices"/>
           <w:p>
             <w:pPr>
               <w:pStyle w:val="Compact"/>
@@ -7373,20 +7373,20 @@
             <w:r>
               <w:drawing>
                 <wp:inline>
-                  <wp:extent cx="5334000" cy="4572000"/>
+                  <wp:extent cx="5029200" cy="4310742"/>
                   <wp:effectExtent b="0" l="0" r="0" t="0"/>
-                  <wp:docPr descr="" title="" id="13" name="Picture"/>
+                  <wp:docPr descr="" title="" id="30" name="Picture"/>
                   <a:graphic>
                     <a:graphicData uri="http://schemas.openxmlformats.org/drawingml/2006/picture">
                       <pic:pic>
                         <pic:nvPicPr>
-                          <pic:cNvPr descr="index_files/figure-docx/fig-roc-indices-1.png" id="14" name="Picture"/>
+                          <pic:cNvPr descr="index_files/figure-docx/fig-roc-indices-1.png" id="31" name="Picture"/>
                           <pic:cNvPicPr>
                             <a:picLocks noChangeArrowheads="1" noChangeAspect="1"/>
                           </pic:cNvPicPr>
                         </pic:nvPicPr>
                         <pic:blipFill>
-                          <a:blip r:embed="rId12"/>
+                          <a:blip r:embed="rId29"/>
                           <a:stretch>
                             <a:fillRect/>
                           </a:stretch>
@@ -7394,7 +7394,7 @@
                         <pic:spPr bwMode="auto">
                           <a:xfrm>
                             <a:off x="0" y="0"/>
-                            <a:ext cx="5334000" cy="4572000"/>
+                            <a:ext cx="5029200" cy="4310742"/>
                           </a:xfrm>
                           <a:prstGeom prst="rect">
                             <a:avLst/>
@@ -7442,12 +7442,12 @@
               <w:t xml:space="preserve">Kurva menunjukkan bahwa kemampuan diskriminasi mandiri dari TyHbA1c, TG/HDL, Non-HDL, dan SUA/HDL dalam memprediksi kerentanan plak (HRP) tergolong lemah pada kohort ini.</w:t>
             </w:r>
           </w:p>
-          <w:bookmarkEnd w:id="15"/>
+          <w:bookmarkEnd w:id="32"/>
         </w:tc>
       </w:tr>
     </w:tbl>
-    <w:bookmarkEnd w:id="16"/>
-    <w:bookmarkStart w:id="17" w:name="pembahasan"/>
+    <w:bookmarkEnd w:id="33"/>
+    <w:bookmarkStart w:id="34" w:name="pembahasan"/>
     <w:p>
       <w:pPr>
         <w:pStyle w:val="Heading2"/>
@@ -7833,8 +7833,8 @@
         <w:t xml:space="preserve">), namun konfirmasi eksternal pada kohort yang lebih besar tetap diperlukan.</w:t>
       </w:r>
     </w:p>
-    <w:bookmarkEnd w:id="17"/>
-    <w:bookmarkStart w:id="18" w:name="simpulan"/>
+    <w:bookmarkEnd w:id="34"/>
+    <w:bookmarkStart w:id="35" w:name="simpulan"/>
     <w:p>
       <w:pPr>
         <w:pStyle w:val="Heading2"/>
@@ -7851,8 +7851,8 @@
         <w:t xml:space="preserve">Pada pasien prediabetes dan DM yang menjalani CTCA, faktor degeneratif (Usia) bertindak sebagai determinan utama yang secara independen menyetir baik kerentanan plak (HRP) maupun kuantitas kalsifikasi koroner. Sebaliknya, penggunaan indeks kardiometabolik turunan sebagai substitusi resistensi insulin (seperti Indeks TyHbA1c, TG/HDL, Non-HDL, maupun SUA/HDL) tidak memberikan nilai prediktif diagnostik tambahan yang bermakna. Di ruang praktik klinis, penilaian stratifikasi risiko kardiovaskular pada pasien DM harus senantiasa memprioritaskan durasi paparan usia dan deteriorasi fungsi ginjal, dengan menyadari bahwa marker lipid sesaat dapat mengalami bias akibat efek modifikasi dari intervensi terapi konvensional.</w:t>
       </w:r>
     </w:p>
-    <w:bookmarkEnd w:id="18"/>
-    <w:bookmarkStart w:id="34" w:name="daftar-pustaka"/>
+    <w:bookmarkEnd w:id="35"/>
+    <w:bookmarkStart w:id="51" w:name="daftar-pustaka"/>
     <w:p>
       <w:pPr>
         <w:pStyle w:val="Heading2"/>
@@ -7861,8 +7861,8 @@
         <w:t xml:space="preserve">Daftar Pustaka</w:t>
       </w:r>
     </w:p>
-    <w:bookmarkStart w:id="33" w:name="refs"/>
-    <w:bookmarkStart w:id="20" w:name="ref-bornfeldt2011insulin"/>
+    <w:bookmarkStart w:id="50" w:name="refs"/>
+    <w:bookmarkStart w:id="37" w:name="ref-bornfeldt2011insulin"/>
     <w:p>
       <w:pPr>
         <w:pStyle w:val="Bibliography"/>
@@ -7895,7 +7895,7 @@
       <w:r>
         <w:t xml:space="preserve"> </w:t>
       </w:r>
-      <w:hyperlink r:id="rId19">
+      <w:hyperlink r:id="rId36">
         <w:r>
           <w:rPr>
             <w:rStyle w:val="Hyperlink"/>
@@ -7907,8 +7907,8 @@
         <w:t xml:space="preserve">.</w:t>
       </w:r>
     </w:p>
-    <w:bookmarkEnd w:id="20"/>
-    <w:bookmarkStart w:id="22" w:name="ref-cury2022cadrads"/>
+    <w:bookmarkEnd w:id="37"/>
+    <w:bookmarkStart w:id="39" w:name="ref-cury2022cadrads"/>
     <w:p>
       <w:pPr>
         <w:pStyle w:val="Bibliography"/>
@@ -7944,7 +7944,7 @@
       <w:r>
         <w:t xml:space="preserve"> </w:t>
       </w:r>
-      <w:hyperlink r:id="rId21">
+      <w:hyperlink r:id="rId38">
         <w:r>
           <w:rPr>
             <w:rStyle w:val="Hyperlink"/>
@@ -7956,8 +7956,8 @@
         <w:t xml:space="preserve">.</w:t>
       </w:r>
     </w:p>
-    <w:bookmarkEnd w:id="22"/>
-    <w:bookmarkStart w:id="24" w:name="ref-glagov1987compensatory"/>
+    <w:bookmarkEnd w:id="39"/>
+    <w:bookmarkStart w:id="41" w:name="ref-glagov1987compensatory"/>
     <w:p>
       <w:pPr>
         <w:pStyle w:val="Bibliography"/>
@@ -7990,7 +7990,7 @@
       <w:r>
         <w:t xml:space="preserve"> </w:t>
       </w:r>
-      <w:hyperlink r:id="rId23">
+      <w:hyperlink r:id="rId40">
         <w:r>
           <w:rPr>
             <w:rStyle w:val="Hyperlink"/>
@@ -8002,8 +8002,8 @@
         <w:t xml:space="preserve">.</w:t>
       </w:r>
     </w:p>
-    <w:bookmarkEnd w:id="24"/>
-    <w:bookmarkStart w:id="26" w:name="ref-jin2020triglyceride"/>
+    <w:bookmarkEnd w:id="41"/>
+    <w:bookmarkStart w:id="43" w:name="ref-jin2020triglyceride"/>
     <w:p>
       <w:pPr>
         <w:pStyle w:val="Bibliography"/>
@@ -8039,7 +8039,7 @@
       <w:r>
         <w:t xml:space="preserve"> </w:t>
       </w:r>
-      <w:hyperlink r:id="rId25">
+      <w:hyperlink r:id="rId42">
         <w:r>
           <w:rPr>
             <w:rStyle w:val="Hyperlink"/>
@@ -8051,8 +8051,8 @@
         <w:t xml:space="preserve">.</w:t>
       </w:r>
     </w:p>
-    <w:bookmarkEnd w:id="26"/>
-    <w:bookmarkStart w:id="28" w:name="ref-motoyama2015plaque"/>
+    <w:bookmarkEnd w:id="43"/>
+    <w:bookmarkStart w:id="45" w:name="ref-motoyama2015plaque"/>
     <w:p>
       <w:pPr>
         <w:pStyle w:val="Bibliography"/>
@@ -8088,7 +8088,7 @@
       <w:r>
         <w:t xml:space="preserve"> </w:t>
       </w:r>
-      <w:hyperlink r:id="rId27">
+      <w:hyperlink r:id="rId44">
         <w:r>
           <w:rPr>
             <w:rStyle w:val="Hyperlink"/>
@@ -8100,8 +8100,8 @@
         <w:t xml:space="preserve">.</w:t>
       </w:r>
     </w:p>
-    <w:bookmarkEnd w:id="28"/>
-    <w:bookmarkStart w:id="30" w:name="ref-newby2008metalloproteinase"/>
+    <w:bookmarkEnd w:id="45"/>
+    <w:bookmarkStart w:id="47" w:name="ref-newby2008metalloproteinase"/>
     <w:p>
       <w:pPr>
         <w:pStyle w:val="Bibliography"/>
@@ -8134,7 +8134,7 @@
       <w:r>
         <w:t xml:space="preserve"> </w:t>
       </w:r>
-      <w:hyperlink r:id="rId29">
+      <w:hyperlink r:id="rId46">
         <w:r>
           <w:rPr>
             <w:rStyle w:val="Hyperlink"/>
@@ -8146,8 +8146,8 @@
         <w:t xml:space="preserve">.</w:t>
       </w:r>
     </w:p>
-    <w:bookmarkEnd w:id="30"/>
-    <w:bookmarkStart w:id="32" w:name="ref-won2018relationship"/>
+    <w:bookmarkEnd w:id="47"/>
+    <w:bookmarkStart w:id="49" w:name="ref-won2018relationship"/>
     <w:p>
       <w:pPr>
         <w:pStyle w:val="Bibliography"/>
@@ -8183,7 +8183,7 @@
       <w:r>
         <w:t xml:space="preserve"> </w:t>
       </w:r>
-      <w:hyperlink r:id="rId31">
+      <w:hyperlink r:id="rId48">
         <w:r>
           <w:rPr>
             <w:rStyle w:val="Hyperlink"/>
@@ -8195,8 +8195,8 @@
         <w:t xml:space="preserve">.</w:t>
       </w:r>
     </w:p>
-    <w:bookmarkEnd w:id="32"/>
-    <w:bookmarkEnd w:id="33"/>
+    <w:bookmarkEnd w:id="49"/>
+    <w:bookmarkEnd w:id="50"/>
     <w:p>
       <w:r>
         <w:pict>
@@ -8204,8 +8204,8 @@
         </w:pict>
       </w:r>
     </w:p>
-    <w:bookmarkEnd w:id="34"/>
-    <w:bookmarkStart w:id="35" w:name="supplementary-material"/>
+    <w:bookmarkEnd w:id="51"/>
+    <w:bookmarkStart w:id="52" w:name="supplementary-material"/>
     <w:p>
       <w:pPr>
         <w:pStyle w:val="Heading2"/>
@@ -8214,8 +8214,8 @@
         <w:t xml:space="preserve">Supplementary Material</w:t>
       </w:r>
     </w:p>
-    <w:bookmarkEnd w:id="35"/>
-    <w:bookmarkStart w:id="37" w:name="Xd1ff9c71db019b32c0444519db461afa348d614"/>
+    <w:bookmarkEnd w:id="52"/>
+    <w:bookmarkStart w:id="54" w:name="Xd1ff9c71db019b32c0444519db461afa348d614"/>
     <w:p>
       <w:pPr>
         <w:pStyle w:val="Heading2"/>
@@ -8245,7 +8245,7 @@
       <w:tr>
         <w:tc>
           <w:tcPr/>
-          <w:bookmarkStart w:id="36" w:name="tbl-supp-statin"/>
+          <w:bookmarkStart w:id="53" w:name="tbl-supp-statin"/>
           <w:p>
             <w:pPr>
               <w:jc w:val="center"/>
@@ -9656,12 +9656,12 @@
               </w:tc>
             </w:tr>
           </w:tbl>
-          <w:bookmarkEnd w:id="36"/>
+          <w:bookmarkEnd w:id="53"/>
         </w:tc>
       </w:tr>
     </w:tbl>
-    <w:bookmarkEnd w:id="37"/>
-    <w:bookmarkStart w:id="39" w:name="X9dfecf34e29d8e8a39929caec1be973869090f1"/>
+    <w:bookmarkEnd w:id="54"/>
+    <w:bookmarkStart w:id="56" w:name="X9dfecf34e29d8e8a39929caec1be973869090f1"/>
     <w:p>
       <w:pPr>
         <w:pStyle w:val="Heading2"/>
@@ -9691,7 +9691,7 @@
       <w:tr>
         <w:tc>
           <w:tcPr/>
-          <w:bookmarkStart w:id="38" w:name="tbl-supp-terapi"/>
+          <w:bookmarkStart w:id="55" w:name="tbl-supp-terapi"/>
           <w:p>
             <w:pPr>
               <w:jc w:val="center"/>
@@ -12603,12 +12603,12 @@
               </w:tc>
             </w:tr>
           </w:tbl>
-          <w:bookmarkEnd w:id="38"/>
+          <w:bookmarkEnd w:id="55"/>
         </w:tc>
       </w:tr>
     </w:tbl>
-    <w:bookmarkEnd w:id="39"/>
-    <w:bookmarkStart w:id="40" w:name="X56a867535788c27be041af7ef5eaa9611a69df0"/>
+    <w:bookmarkEnd w:id="56"/>
+    <w:bookmarkStart w:id="57" w:name="X56a867535788c27be041af7ef5eaa9611a69df0"/>
     <w:p>
       <w:pPr>
         <w:pStyle w:val="Heading2"/>
@@ -12695,11 +12695,17 @@
         <w:t xml:space="preserve">Hasil korelasi Spearman mengonfirmasi bahwa seluruh kandidat penanda resistensi insulin dan disfungsi metabolik (Indeks TyHbA1c, TG/HDL, Non-HDL, maupun SUA/HDL) tidak memiliki korelasi positif yang linear dan signifikan terhadap akumulasi kalsium absolut. Ketiadaan korelasi ini semakin memperkuat hipotesis bahwa kuantitas kalsifikasi anatomis pada kohort ini lebih didominasi oleh faktor degeneratif (waktu) dan efek stabilisasi sekunder dari terapi statin, alih-alih oleh fluktuasi profil metabolik saat ini.</w:t>
       </w:r>
     </w:p>
-    <w:bookmarkEnd w:id="40"/>
+    <w:bookmarkEnd w:id="57"/>
     <w:sectPr>
-      <w:footnotePr>
-        <w:numRestart w:val="eachSect"/>
-      </w:footnotePr>
+      <w:headerReference r:id="rId14" w:type="default"/>
+      <w:footerReference r:id="rId15" w:type="default"/>
+      <w:headerReference r:id="rId16" w:type="first"/>
+      <w:footerReference r:id="rId17" w:type="first"/>
+      <w:pgSz w:code="9" w:h="16838" w:w="11906"/>
+      <w:pgMar w:bottom="1701" w:footer="720" w:gutter="0" w:header="720" w:left="2268" w:right="1701" w:top="1956"/>
+      <w:cols w:space="720"/>
+      <w:titlePg/>
+      <w:docGrid w:linePitch="326"/>
     </w:sectPr>
   </w:body>
 </w:document>
@@ -12709,6 +12715,93 @@
 <w:comments xmlns:w="http://schemas.openxmlformats.org/wordprocessingml/2006/main" xmlns:m="http://schemas.openxmlformats.org/officeDocument/2006/math" xmlns:r="http://schemas.openxmlformats.org/officeDocument/2006/relationships" xmlns:o="urn:schemas-microsoft-com:office:office" xmlns:v="urn:schemas-microsoft-com:vml" xmlns:w10="urn:schemas-microsoft-com:office:word" xmlns:a="http://schemas.openxmlformats.org/drawingml/2006/main" xmlns:pic="http://schemas.openxmlformats.org/drawingml/2006/picture" xmlns:wp="http://schemas.openxmlformats.org/drawingml/2006/wordprocessingDrawing"/>
 </file>
 
+<file path=word/footer1.xml><?xml version="1.0" encoding="utf-8"?>
+<w:ftr xmlns:wpc="http://schemas.microsoft.com/office/word/2010/wordprocessingCanvas" xmlns:cx="http://schemas.microsoft.com/office/drawing/2014/chartex" xmlns:cx1="http://schemas.microsoft.com/office/drawing/2015/9/8/chartex" xmlns:cx2="http://schemas.microsoft.com/office/drawing/2015/10/21/chartex" xmlns:cx3="http://schemas.microsoft.com/office/drawing/2016/5/9/chartex" xmlns:cx4="http://schemas.microsoft.com/office/drawing/2016/5/10/chartex" xmlns:cx5="http://schemas.microsoft.com/office/drawing/2016/5/11/chartex" xmlns:cx6="http://schemas.microsoft.com/office/drawing/2016/5/12/chartex" xmlns:cx7="http://schemas.microsoft.com/office/drawing/2016/5/13/chartex" xmlns:cx8="http://schemas.microsoft.com/office/drawing/2016/5/14/chartex" xmlns:mc="http://schemas.openxmlformats.org/markup-compatibility/2006" xmlns:aink="http://schemas.microsoft.com/office/drawing/2016/ink" xmlns:am3d="http://schemas.microsoft.com/office/drawing/2017/model3d" xmlns:o="urn:schemas-microsoft-com:office:office" xmlns:oel="http://schemas.microsoft.com/office/2019/extlst" xmlns:r="http://schemas.openxmlformats.org/officeDocument/2006/relationships" xmlns:m="http://schemas.openxmlformats.org/officeDocument/2006/math" xmlns:v="urn:schemas-microsoft-com:vml" xmlns:wp14="http://schemas.microsoft.com/office/word/2010/wordprocessingDrawing" xmlns:wp="http://schemas.openxmlformats.org/drawingml/2006/wordprocessingDrawing" xmlns:w10="urn:schemas-microsoft-com:office:word" xmlns:w="http://schemas.openxmlformats.org/wordprocessingml/2006/main" xmlns:w14="http://schemas.microsoft.com/office/word/2010/wordml" xmlns:w15="http://schemas.microsoft.com/office/word/2012/wordml" xmlns:w16cex="http://schemas.microsoft.com/office/word/2018/wordml/cex" xmlns:w16cid="http://schemas.microsoft.com/office/word/2016/wordml/cid" xmlns:w16="http://schemas.microsoft.com/office/word/2018/wordml" xmlns:w16sdtdh="http://schemas.microsoft.com/office/word/2020/wordml/sdtdatahash" xmlns:w16se="http://schemas.microsoft.com/office/word/2015/wordml/symex" xmlns:wpg="http://schemas.microsoft.com/office/word/2010/wordprocessingGroup" xmlns:wpi="http://schemas.microsoft.com/office/word/2010/wordprocessingInk" xmlns:wne="http://schemas.microsoft.com/office/word/2006/wordml" xmlns:wps="http://schemas.microsoft.com/office/word/2010/wordprocessingShape" mc:Ignorable="w14 w15 w16se w16cid w16 w16cex w16sdtdh wp14">
+  <w:p>
+    <w:pPr>
+      <w:pStyle w:val="Footer"/>
+      <w:jc w:val="center"/>
+      <w:rPr>
+        <w:rFonts w:ascii="Times New Roman" w:hAnsi="Times New Roman" w:cs="Times New Roman"/>
+      </w:rPr>
+    </w:pPr>
+  </w:p>
+  <w:p>
+    <w:pPr>
+      <w:pStyle w:val="Footer"/>
+    </w:pPr>
+  </w:p>
+</w:ftr>
+</file>
+
+<file path=word/footer2.xml><?xml version="1.0" encoding="utf-8"?>
+<w:ftr xmlns:wpc="http://schemas.microsoft.com/office/word/2010/wordprocessingCanvas" xmlns:cx="http://schemas.microsoft.com/office/drawing/2014/chartex" xmlns:cx1="http://schemas.microsoft.com/office/drawing/2015/9/8/chartex" xmlns:cx2="http://schemas.microsoft.com/office/drawing/2015/10/21/chartex" xmlns:cx3="http://schemas.microsoft.com/office/drawing/2016/5/9/chartex" xmlns:cx4="http://schemas.microsoft.com/office/drawing/2016/5/10/chartex" xmlns:cx5="http://schemas.microsoft.com/office/drawing/2016/5/11/chartex" xmlns:cx6="http://schemas.microsoft.com/office/drawing/2016/5/12/chartex" xmlns:cx7="http://schemas.microsoft.com/office/drawing/2016/5/13/chartex" xmlns:cx8="http://schemas.microsoft.com/office/drawing/2016/5/14/chartex" xmlns:mc="http://schemas.openxmlformats.org/markup-compatibility/2006" xmlns:aink="http://schemas.microsoft.com/office/drawing/2016/ink" xmlns:am3d="http://schemas.microsoft.com/office/drawing/2017/model3d" xmlns:o="urn:schemas-microsoft-com:office:office" xmlns:oel="http://schemas.microsoft.com/office/2019/extlst" xmlns:r="http://schemas.openxmlformats.org/officeDocument/2006/relationships" xmlns:m="http://schemas.openxmlformats.org/officeDocument/2006/math" xmlns:v="urn:schemas-microsoft-com:vml" xmlns:wp14="http://schemas.microsoft.com/office/word/2010/wordprocessingDrawing" xmlns:wp="http://schemas.openxmlformats.org/drawingml/2006/wordprocessingDrawing" xmlns:w10="urn:schemas-microsoft-com:office:word" xmlns:w="http://schemas.openxmlformats.org/wordprocessingml/2006/main" xmlns:w14="http://schemas.microsoft.com/office/word/2010/wordml" xmlns:w15="http://schemas.microsoft.com/office/word/2012/wordml" xmlns:w16cex="http://schemas.microsoft.com/office/word/2018/wordml/cex" xmlns:w16cid="http://schemas.microsoft.com/office/word/2016/wordml/cid" xmlns:w16="http://schemas.microsoft.com/office/word/2018/wordml" xmlns:w16sdtdh="http://schemas.microsoft.com/office/word/2020/wordml/sdtdatahash" xmlns:w16se="http://schemas.microsoft.com/office/word/2015/wordml/symex" xmlns:wpg="http://schemas.microsoft.com/office/word/2010/wordprocessingGroup" xmlns:wpi="http://schemas.microsoft.com/office/word/2010/wordprocessingInk" xmlns:wne="http://schemas.microsoft.com/office/word/2006/wordml" xmlns:wps="http://schemas.microsoft.com/office/word/2010/wordprocessingShape" mc:Ignorable="w14 w15 w16se w16cid w16 w16cex w16sdtdh wp14">
+  <w:sdt>
+    <w:sdtPr>
+      <w:id w:val="-1690520508"/>
+      <w:docPartObj>
+        <w:docPartGallery w:val="Page Numbers (Bottom of Page)"/>
+        <w:docPartUnique/>
+      </w:docPartObj>
+    </w:sdtPr>
+    <w:sdtEndPr>
+      <w:rPr>
+        <w:rFonts w:ascii="Times New Roman" w:hAnsi="Times New Roman" w:cs="Times New Roman"/>
+        <w:noProof/>
+      </w:rPr>
+    </w:sdtEndPr>
+    <w:sdtContent>
+      <w:p>
+        <w:pPr>
+          <w:pStyle w:val="Footer"/>
+          <w:jc w:val="center"/>
+          <w:rPr>
+            <w:rFonts w:ascii="Times New Roman" w:hAnsi="Times New Roman" w:cs="Times New Roman"/>
+          </w:rPr>
+        </w:pPr>
+        <w:r>
+          <w:rPr>
+            <w:rFonts w:ascii="Times New Roman" w:hAnsi="Times New Roman" w:cs="Times New Roman"/>
+          </w:rPr>
+          <w:fldChar w:fldCharType="begin"/>
+        </w:r>
+        <w:r>
+          <w:rPr>
+            <w:rFonts w:ascii="Times New Roman" w:hAnsi="Times New Roman" w:cs="Times New Roman"/>
+          </w:rPr>
+          <w:instrText xml:space="preserve"> PAGE   \* MERGEFORMAT </w:instrText>
+        </w:r>
+        <w:r>
+          <w:rPr>
+            <w:rFonts w:ascii="Times New Roman" w:hAnsi="Times New Roman" w:cs="Times New Roman"/>
+          </w:rPr>
+          <w:fldChar w:fldCharType="separate"/>
+        </w:r>
+        <w:r>
+          <w:rPr>
+            <w:rFonts w:ascii="Times New Roman" w:hAnsi="Times New Roman" w:cs="Times New Roman"/>
+            <w:noProof/>
+          </w:rPr>
+          <w:t>2</w:t>
+        </w:r>
+        <w:r>
+          <w:rPr>
+            <w:rFonts w:ascii="Times New Roman" w:hAnsi="Times New Roman" w:cs="Times New Roman"/>
+            <w:noProof/>
+          </w:rPr>
+          <w:fldChar w:fldCharType="end"/>
+        </w:r>
+      </w:p>
+    </w:sdtContent>
+  </w:sdt>
+  <w:p>
+    <w:pPr>
+      <w:pStyle w:val="Footer"/>
+    </w:pPr>
+  </w:p>
+</w:ftr>
+</file>
+
 <file path=word/footnotes.xml><?xml version="1.0" encoding="utf-8"?>
 <w:footnotes xmlns:w="http://schemas.openxmlformats.org/wordprocessingml/2006/main" xmlns:m="http://schemas.openxmlformats.org/officeDocument/2006/math" xmlns:r="http://schemas.openxmlformats.org/officeDocument/2006/relationships" xmlns:o="urn:schemas-microsoft-com:office:office" xmlns:v="urn:schemas-microsoft-com:vml" xmlns:w10="urn:schemas-microsoft-com:office:word" xmlns:a="http://schemas.openxmlformats.org/drawingml/2006/main" xmlns:pic="http://schemas.openxmlformats.org/drawingml/2006/picture" xmlns:wp="http://schemas.openxmlformats.org/drawingml/2006/wordprocessingDrawing">
   <w:footnote w:type="continuationSeparator" w:id="0">
@@ -12728,8 +12821,343 @@
 </w:footnotes>
 </file>
 
+<file path=word/header1.xml><?xml version="1.0" encoding="utf-8"?>
+<w:hdr xmlns:wpc="http://schemas.microsoft.com/office/word/2010/wordprocessingCanvas" xmlns:cx="http://schemas.microsoft.com/office/drawing/2014/chartex" xmlns:cx1="http://schemas.microsoft.com/office/drawing/2015/9/8/chartex" xmlns:cx2="http://schemas.microsoft.com/office/drawing/2015/10/21/chartex" xmlns:cx3="http://schemas.microsoft.com/office/drawing/2016/5/9/chartex" xmlns:cx4="http://schemas.microsoft.com/office/drawing/2016/5/10/chartex" xmlns:cx5="http://schemas.microsoft.com/office/drawing/2016/5/11/chartex" xmlns:cx6="http://schemas.microsoft.com/office/drawing/2016/5/12/chartex" xmlns:cx7="http://schemas.microsoft.com/office/drawing/2016/5/13/chartex" xmlns:cx8="http://schemas.microsoft.com/office/drawing/2016/5/14/chartex" xmlns:mc="http://schemas.openxmlformats.org/markup-compatibility/2006" xmlns:aink="http://schemas.microsoft.com/office/drawing/2016/ink" xmlns:am3d="http://schemas.microsoft.com/office/drawing/2017/model3d" xmlns:o="urn:schemas-microsoft-com:office:office" xmlns:oel="http://schemas.microsoft.com/office/2019/extlst" xmlns:r="http://schemas.openxmlformats.org/officeDocument/2006/relationships" xmlns:m="http://schemas.openxmlformats.org/officeDocument/2006/math" xmlns:v="urn:schemas-microsoft-com:vml" xmlns:wp14="http://schemas.microsoft.com/office/word/2010/wordprocessingDrawing" xmlns:wp="http://schemas.openxmlformats.org/drawingml/2006/wordprocessingDrawing" xmlns:w10="urn:schemas-microsoft-com:office:word" xmlns:w="http://schemas.openxmlformats.org/wordprocessingml/2006/main" xmlns:w14="http://schemas.microsoft.com/office/word/2010/wordml" xmlns:w15="http://schemas.microsoft.com/office/word/2012/wordml" xmlns:w16cex="http://schemas.microsoft.com/office/word/2018/wordml/cex" xmlns:w16cid="http://schemas.microsoft.com/office/word/2016/wordml/cid" xmlns:w16="http://schemas.microsoft.com/office/word/2018/wordml" xmlns:w16sdtdh="http://schemas.microsoft.com/office/word/2020/wordml/sdtdatahash" xmlns:w16se="http://schemas.microsoft.com/office/word/2015/wordml/symex" xmlns:wpg="http://schemas.microsoft.com/office/word/2010/wordprocessingGroup" xmlns:wpi="http://schemas.microsoft.com/office/word/2010/wordprocessingInk" xmlns:wne="http://schemas.microsoft.com/office/word/2006/wordml" xmlns:wps="http://schemas.microsoft.com/office/word/2010/wordprocessingShape" mc:Ignorable="w14 w15 w16se w16cid w16 w16cex w16sdtdh wp14">
+  <w:sdt>
+    <w:sdtPr>
+      <w:id w:val="-1731450925"/>
+      <w:docPartObj>
+        <w:docPartGallery w:val="Page Numbers (Top of Page)"/>
+        <w:docPartUnique/>
+      </w:docPartObj>
+    </w:sdtPr>
+    <w:sdtEndPr>
+      <w:rPr>
+        <w:rFonts w:ascii="Times New Roman" w:hAnsi="Times New Roman" w:cs="Times New Roman"/>
+        <w:noProof/>
+      </w:rPr>
+    </w:sdtEndPr>
+    <w:sdtContent>
+      <w:p>
+        <w:pPr>
+          <w:pStyle w:val="Header"/>
+          <w:jc w:val="right"/>
+          <w:rPr>
+            <w:rFonts w:ascii="Times New Roman" w:hAnsi="Times New Roman" w:cs="Times New Roman"/>
+          </w:rPr>
+        </w:pPr>
+        <w:r>
+          <w:rPr>
+            <w:rFonts w:ascii="Times New Roman" w:hAnsi="Times New Roman" w:cs="Times New Roman"/>
+          </w:rPr>
+          <w:fldChar w:fldCharType="begin"/>
+        </w:r>
+        <w:r>
+          <w:rPr>
+            <w:rFonts w:ascii="Times New Roman" w:hAnsi="Times New Roman" w:cs="Times New Roman"/>
+          </w:rPr>
+          <w:instrText xml:space="preserve"> PAGE   \* MERGEFORMAT </w:instrText>
+        </w:r>
+        <w:r>
+          <w:rPr>
+            <w:rFonts w:ascii="Times New Roman" w:hAnsi="Times New Roman" w:cs="Times New Roman"/>
+          </w:rPr>
+          <w:fldChar w:fldCharType="separate"/>
+        </w:r>
+        <w:r>
+          <w:rPr>
+            <w:rFonts w:ascii="Times New Roman" w:hAnsi="Times New Roman" w:cs="Times New Roman"/>
+            <w:noProof/>
+          </w:rPr>
+          <w:t>2</w:t>
+        </w:r>
+        <w:r>
+          <w:rPr>
+            <w:rFonts w:ascii="Times New Roman" w:hAnsi="Times New Roman" w:cs="Times New Roman"/>
+            <w:noProof/>
+          </w:rPr>
+          <w:fldChar w:fldCharType="end"/>
+        </w:r>
+      </w:p>
+    </w:sdtContent>
+  </w:sdt>
+  <w:p>
+    <w:pPr>
+      <w:pStyle w:val="Header"/>
+    </w:pPr>
+  </w:p>
+</w:hdr>
+</file>
+
+<file path=word/header2.xml><?xml version="1.0" encoding="utf-8"?>
+<w:hdr xmlns:wpc="http://schemas.microsoft.com/office/word/2010/wordprocessingCanvas" xmlns:cx="http://schemas.microsoft.com/office/drawing/2014/chartex" xmlns:cx1="http://schemas.microsoft.com/office/drawing/2015/9/8/chartex" xmlns:cx2="http://schemas.microsoft.com/office/drawing/2015/10/21/chartex" xmlns:cx3="http://schemas.microsoft.com/office/drawing/2016/5/9/chartex" xmlns:cx4="http://schemas.microsoft.com/office/drawing/2016/5/10/chartex" xmlns:cx5="http://schemas.microsoft.com/office/drawing/2016/5/11/chartex" xmlns:cx6="http://schemas.microsoft.com/office/drawing/2016/5/12/chartex" xmlns:cx7="http://schemas.microsoft.com/office/drawing/2016/5/13/chartex" xmlns:cx8="http://schemas.microsoft.com/office/drawing/2016/5/14/chartex" xmlns:mc="http://schemas.openxmlformats.org/markup-compatibility/2006" xmlns:aink="http://schemas.microsoft.com/office/drawing/2016/ink" xmlns:am3d="http://schemas.microsoft.com/office/drawing/2017/model3d" xmlns:o="urn:schemas-microsoft-com:office:office" xmlns:oel="http://schemas.microsoft.com/office/2019/extlst" xmlns:r="http://schemas.openxmlformats.org/officeDocument/2006/relationships" xmlns:m="http://schemas.openxmlformats.org/officeDocument/2006/math" xmlns:v="urn:schemas-microsoft-com:vml" xmlns:wp14="http://schemas.microsoft.com/office/word/2010/wordprocessingDrawing" xmlns:wp="http://schemas.openxmlformats.org/drawingml/2006/wordprocessingDrawing" xmlns:w10="urn:schemas-microsoft-com:office:word" xmlns:w="http://schemas.openxmlformats.org/wordprocessingml/2006/main" xmlns:w14="http://schemas.microsoft.com/office/word/2010/wordml" xmlns:w15="http://schemas.microsoft.com/office/word/2012/wordml" xmlns:w16cex="http://schemas.microsoft.com/office/word/2018/wordml/cex" xmlns:w16cid="http://schemas.microsoft.com/office/word/2016/wordml/cid" xmlns:w16="http://schemas.microsoft.com/office/word/2018/wordml" xmlns:w16sdtdh="http://schemas.microsoft.com/office/word/2020/wordml/sdtdatahash" xmlns:w16se="http://schemas.microsoft.com/office/word/2015/wordml/symex" xmlns:wpg="http://schemas.microsoft.com/office/word/2010/wordprocessingGroup" xmlns:wpi="http://schemas.microsoft.com/office/word/2010/wordprocessingInk" xmlns:wne="http://schemas.microsoft.com/office/word/2006/wordml" xmlns:wps="http://schemas.microsoft.com/office/word/2010/wordprocessingShape" mc:Ignorable="w14 w15 w16se w16cid w16 w16cex w16sdtdh wp14">
+  <w:p>
+    <w:pPr>
+      <w:pStyle w:val="Header"/>
+      <w:jc w:val="right"/>
+    </w:pPr>
+  </w:p>
+</w:hdr>
+</file>
+
 <file path=word/numbering.xml><?xml version="1.0" encoding="utf-8"?>
-<w:numbering xmlns:w="http://schemas.openxmlformats.org/wordprocessingml/2006/main">
+<w:numbering xmlns:aink="http://schemas.microsoft.com/office/drawing/2016/ink" xmlns:am3d="http://schemas.microsoft.com/office/drawing/2017/model3d" xmlns:cx="http://schemas.microsoft.com/office/drawing/2014/chartex" xmlns:cx1="http://schemas.microsoft.com/office/drawing/2015/9/8/chartex" xmlns:cx2="http://schemas.microsoft.com/office/drawing/2015/10/21/chartex" xmlns:cx3="http://schemas.microsoft.com/office/drawing/2016/5/9/chartex" xmlns:cx4="http://schemas.microsoft.com/office/drawing/2016/5/10/chartex" xmlns:cx5="http://schemas.microsoft.com/office/drawing/2016/5/11/chartex" xmlns:cx6="http://schemas.microsoft.com/office/drawing/2016/5/12/chartex" xmlns:cx7="http://schemas.microsoft.com/office/drawing/2016/5/13/chartex" xmlns:cx8="http://schemas.microsoft.com/office/drawing/2016/5/14/chartex" xmlns:m="http://schemas.openxmlformats.org/officeDocument/2006/math" xmlns:mc="http://schemas.openxmlformats.org/markup-compatibility/2006" xmlns:o="urn:schemas-microsoft-com:office:office" xmlns:oel="http://schemas.microsoft.com/office/2019/extlst" xmlns:r="http://schemas.openxmlformats.org/officeDocument/2006/relationships" xmlns:v="urn:schemas-microsoft-com:vml" xmlns:w="http://schemas.openxmlformats.org/wordprocessingml/2006/main" xmlns:w10="urn:schemas-microsoft-com:office:word" xmlns:w14="http://schemas.microsoft.com/office/word/2010/wordml" xmlns:w15="http://schemas.microsoft.com/office/word/2012/wordml" xmlns:w16="http://schemas.microsoft.com/office/word/2018/wordml" xmlns:w16cex="http://schemas.microsoft.com/office/word/2018/wordml/cex" xmlns:w16cid="http://schemas.microsoft.com/office/word/2016/wordml/cid" xmlns:w16sdtdh="http://schemas.microsoft.com/office/word/2020/wordml/sdtdatahash" xmlns:w16se="http://schemas.microsoft.com/office/word/2015/wordml/symex" xmlns:wne="http://schemas.microsoft.com/office/word/2006/wordml" xmlns:wp="http://schemas.openxmlformats.org/drawingml/2006/wordprocessingDrawing" xmlns:wp14="http://schemas.microsoft.com/office/word/2010/wordprocessingDrawing" xmlns:wpc="http://schemas.microsoft.com/office/word/2010/wordprocessingCanvas" xmlns:wpg="http://schemas.microsoft.com/office/word/2010/wordprocessingGroup" xmlns:wpi="http://schemas.microsoft.com/office/word/2010/wordprocessingInk" xmlns:wps="http://schemas.microsoft.com/office/word/2010/wordprocessingShape" mc:Ignorable="w14 w15 w16se w16cid w16 w16cex w16sdtdh wp14">
+  <w:abstractNum w15:restartNumberingAfterBreak="0" w:abstractNumId="0">
+    <w:nsid w:val="0000A990"/>
+    <w:multiLevelType w:val="multilevel"/>
+    <w:tmpl w:val="B7D26BCE"/>
+    <w:lvl w:ilvl="0">
+      <w:numFmt w:val="bullet"/>
+      <w:lvlText w:val=" "/>
+      <w:lvlJc w:val="left"/>
+      <w:pPr>
+        <w:ind w:hanging="480" w:left="720"/>
+      </w:pPr>
+    </w:lvl>
+    <w:lvl w:ilvl="1">
+      <w:numFmt w:val="bullet"/>
+      <w:lvlText w:val=" "/>
+      <w:lvlJc w:val="left"/>
+      <w:pPr>
+        <w:ind w:hanging="480" w:left="1440"/>
+      </w:pPr>
+    </w:lvl>
+    <w:lvl w:ilvl="2">
+      <w:numFmt w:val="bullet"/>
+      <w:lvlText w:val=" "/>
+      <w:lvlJc w:val="left"/>
+      <w:pPr>
+        <w:ind w:hanging="480" w:left="2160"/>
+      </w:pPr>
+    </w:lvl>
+    <w:lvl w:ilvl="3">
+      <w:numFmt w:val="bullet"/>
+      <w:lvlText w:val=" "/>
+      <w:lvlJc w:val="left"/>
+      <w:pPr>
+        <w:ind w:hanging="480" w:left="2880"/>
+      </w:pPr>
+    </w:lvl>
+    <w:lvl w:ilvl="4">
+      <w:numFmt w:val="bullet"/>
+      <w:lvlText w:val=" "/>
+      <w:lvlJc w:val="left"/>
+      <w:pPr>
+        <w:ind w:hanging="480" w:left="3600"/>
+      </w:pPr>
+    </w:lvl>
+    <w:lvl w:ilvl="5">
+      <w:numFmt w:val="bullet"/>
+      <w:lvlText w:val=" "/>
+      <w:lvlJc w:val="left"/>
+      <w:pPr>
+        <w:ind w:hanging="480" w:left="4320"/>
+      </w:pPr>
+    </w:lvl>
+    <w:lvl w:ilvl="6">
+      <w:numFmt w:val="bullet"/>
+      <w:lvlText w:val=" "/>
+      <w:lvlJc w:val="left"/>
+      <w:pPr>
+        <w:ind w:hanging="480" w:left="5040"/>
+      </w:pPr>
+    </w:lvl>
+    <w:lvl w:ilvl="7">
+      <w:numFmt w:val="bullet"/>
+      <w:lvlText w:val=" "/>
+      <w:lvlJc w:val="left"/>
+      <w:pPr>
+        <w:ind w:hanging="480" w:left="5760"/>
+      </w:pPr>
+    </w:lvl>
+    <w:lvl w:ilvl="8">
+      <w:numFmt w:val="bullet"/>
+      <w:lvlText w:val=" "/>
+      <w:lvlJc w:val="left"/>
+      <w:pPr>
+        <w:ind w:hanging="480" w:left="6480"/>
+      </w:pPr>
+    </w:lvl>
+  </w:abstractNum>
+  <w:abstractNum w15:restartNumberingAfterBreak="0" w:abstractNumId="1">
+    <w:nsid w:val="3785255D"/>
+    <w:multiLevelType w:val="hybridMultilevel"/>
+    <w:tmpl w:val="7362E250"/>
+    <w:lvl w:ilvl="0" w:tplc="0409000F">
+      <w:start w:val="1"/>
+      <w:numFmt w:val="decimal"/>
+      <w:lvlText w:val="%1."/>
+      <w:lvlJc w:val="left"/>
+      <w:pPr>
+        <w:ind w:hanging="360" w:left="720"/>
+      </w:pPr>
+      <w:rPr>
+        <w:rFonts w:hint="default"/>
+      </w:rPr>
+    </w:lvl>
+    <w:lvl w:ilvl="1" w:tentative="1" w:tplc="04090019">
+      <w:start w:val="1"/>
+      <w:numFmt w:val="lowerLetter"/>
+      <w:lvlText w:val="%2."/>
+      <w:lvlJc w:val="left"/>
+      <w:pPr>
+        <w:ind w:hanging="360" w:left="1440"/>
+      </w:pPr>
+    </w:lvl>
+    <w:lvl w:ilvl="2" w:tentative="1" w:tplc="0409001B">
+      <w:start w:val="1"/>
+      <w:numFmt w:val="lowerRoman"/>
+      <w:lvlText w:val="%3."/>
+      <w:lvlJc w:val="right"/>
+      <w:pPr>
+        <w:ind w:hanging="180" w:left="2160"/>
+      </w:pPr>
+    </w:lvl>
+    <w:lvl w:ilvl="3" w:tentative="1" w:tplc="0409000F">
+      <w:start w:val="1"/>
+      <w:numFmt w:val="decimal"/>
+      <w:lvlText w:val="%4."/>
+      <w:lvlJc w:val="left"/>
+      <w:pPr>
+        <w:ind w:hanging="360" w:left="2880"/>
+      </w:pPr>
+    </w:lvl>
+    <w:lvl w:ilvl="4" w:tentative="1" w:tplc="04090019">
+      <w:start w:val="1"/>
+      <w:numFmt w:val="lowerLetter"/>
+      <w:lvlText w:val="%5."/>
+      <w:lvlJc w:val="left"/>
+      <w:pPr>
+        <w:ind w:hanging="360" w:left="3600"/>
+      </w:pPr>
+    </w:lvl>
+    <w:lvl w:ilvl="5" w:tentative="1" w:tplc="0409001B">
+      <w:start w:val="1"/>
+      <w:numFmt w:val="lowerRoman"/>
+      <w:lvlText w:val="%6."/>
+      <w:lvlJc w:val="right"/>
+      <w:pPr>
+        <w:ind w:hanging="180" w:left="4320"/>
+      </w:pPr>
+    </w:lvl>
+    <w:lvl w:ilvl="6" w:tentative="1" w:tplc="0409000F">
+      <w:start w:val="1"/>
+      <w:numFmt w:val="decimal"/>
+      <w:lvlText w:val="%7."/>
+      <w:lvlJc w:val="left"/>
+      <w:pPr>
+        <w:ind w:hanging="360" w:left="5040"/>
+      </w:pPr>
+    </w:lvl>
+    <w:lvl w:ilvl="7" w:tentative="1" w:tplc="04090019">
+      <w:start w:val="1"/>
+      <w:numFmt w:val="lowerLetter"/>
+      <w:lvlText w:val="%8."/>
+      <w:lvlJc w:val="left"/>
+      <w:pPr>
+        <w:ind w:hanging="360" w:left="5760"/>
+      </w:pPr>
+    </w:lvl>
+    <w:lvl w:ilvl="8" w:tentative="1" w:tplc="0409001B">
+      <w:start w:val="1"/>
+      <w:numFmt w:val="lowerRoman"/>
+      <w:lvlText w:val="%9."/>
+      <w:lvlJc w:val="right"/>
+      <w:pPr>
+        <w:ind w:hanging="180" w:left="6480"/>
+      </w:pPr>
+    </w:lvl>
+  </w:abstractNum>
+  <w:abstractNum w15:restartNumberingAfterBreak="0" w:abstractNumId="2">
+    <w:nsid w:val="7E305B4A"/>
+    <w:multiLevelType w:val="hybridMultilevel"/>
+    <w:tmpl w:val="D5665D32"/>
+    <w:lvl w:ilvl="0" w:tplc="3000000F">
+      <w:start w:val="1"/>
+      <w:numFmt w:val="decimal"/>
+      <w:lvlText w:val="%1."/>
+      <w:lvlJc w:val="left"/>
+      <w:pPr>
+        <w:ind w:hanging="360" w:left="720"/>
+      </w:pPr>
+      <w:rPr>
+        <w:rFonts w:hint="default"/>
+        <w:i w:val="0"/>
+      </w:rPr>
+    </w:lvl>
+    <w:lvl w:ilvl="1" w:tentative="1" w:tplc="30000019">
+      <w:start w:val="1"/>
+      <w:numFmt w:val="lowerLetter"/>
+      <w:lvlText w:val="%2."/>
+      <w:lvlJc w:val="left"/>
+      <w:pPr>
+        <w:ind w:hanging="360" w:left="1440"/>
+      </w:pPr>
+    </w:lvl>
+    <w:lvl w:ilvl="2" w:tentative="1" w:tplc="3000001B">
+      <w:start w:val="1"/>
+      <w:numFmt w:val="lowerRoman"/>
+      <w:lvlText w:val="%3."/>
+      <w:lvlJc w:val="right"/>
+      <w:pPr>
+        <w:ind w:hanging="180" w:left="2160"/>
+      </w:pPr>
+    </w:lvl>
+    <w:lvl w:ilvl="3" w:tentative="1" w:tplc="3000000F">
+      <w:start w:val="1"/>
+      <w:numFmt w:val="decimal"/>
+      <w:lvlText w:val="%4."/>
+      <w:lvlJc w:val="left"/>
+      <w:pPr>
+        <w:ind w:hanging="360" w:left="2880"/>
+      </w:pPr>
+    </w:lvl>
+    <w:lvl w:ilvl="4" w:tentative="1" w:tplc="30000019">
+      <w:start w:val="1"/>
+      <w:numFmt w:val="lowerLetter"/>
+      <w:lvlText w:val="%5."/>
+      <w:lvlJc w:val="left"/>
+      <w:pPr>
+        <w:ind w:hanging="360" w:left="3600"/>
+      </w:pPr>
+    </w:lvl>
+    <w:lvl w:ilvl="5" w:tentative="1" w:tplc="3000001B">
+      <w:start w:val="1"/>
+      <w:numFmt w:val="lowerRoman"/>
+      <w:lvlText w:val="%6."/>
+      <w:lvlJc w:val="right"/>
+      <w:pPr>
+        <w:ind w:hanging="180" w:left="4320"/>
+      </w:pPr>
+    </w:lvl>
+    <w:lvl w:ilvl="6" w:tentative="1" w:tplc="3000000F">
+      <w:start w:val="1"/>
+      <w:numFmt w:val="decimal"/>
+      <w:lvlText w:val="%7."/>
+      <w:lvlJc w:val="left"/>
+      <w:pPr>
+        <w:ind w:hanging="360" w:left="5040"/>
+      </w:pPr>
+    </w:lvl>
+    <w:lvl w:ilvl="7" w:tentative="1" w:tplc="30000019">
+      <w:start w:val="1"/>
+      <w:numFmt w:val="lowerLetter"/>
+      <w:lvlText w:val="%8."/>
+      <w:lvlJc w:val="left"/>
+      <w:pPr>
+        <w:ind w:hanging="360" w:left="5760"/>
+      </w:pPr>
+    </w:lvl>
+    <w:lvl w:ilvl="8" w:tentative="1" w:tplc="3000001B">
+      <w:start w:val="1"/>
+      <w:numFmt w:val="lowerRoman"/>
+      <w:lvlText w:val="%9."/>
+      <w:lvlJc w:val="right"/>
+      <w:pPr>
+        <w:ind w:hanging="180" w:left="6480"/>
+      </w:pPr>
+    </w:lvl>
+  </w:abstractNum>
   <w:abstractNum w:abstractNumId="990">
     <w:nsid w:val="0000A990"/>
     <w:multiLevelType w:val="multilevel"/>
@@ -12806,6 +13234,15 @@
       </w:pPr>
     </w:lvl>
   </w:abstractNum>
+  <w:num w16cid:durableId="346686635" w:numId="1">
+    <w:abstractNumId w:val="0"/>
+  </w:num>
+  <w:num w16cid:durableId="893588107" w:numId="2">
+    <w:abstractNumId w:val="1"/>
+  </w:num>
+  <w:num w16cid:durableId="728459260" w:numId="3">
+    <w:abstractNumId w:val="2"/>
+  </w:num>
   <w:num w:numId="1000">
     <w:abstractNumId w:val="990"/>
   </w:num>
@@ -12813,14 +13250,14 @@
 </file>
 
 <file path=word/styles.xml><?xml version="1.0" encoding="utf-8"?>
-<w:styles xmlns:r="http://schemas.openxmlformats.org/officeDocument/2006/relationships" xmlns:w="http://schemas.openxmlformats.org/wordprocessingml/2006/main">
+<w:styles xmlns:mc="http://schemas.openxmlformats.org/markup-compatibility/2006" xmlns:r="http://schemas.openxmlformats.org/officeDocument/2006/relationships" xmlns:w="http://schemas.openxmlformats.org/wordprocessingml/2006/main" xmlns:w14="http://schemas.microsoft.com/office/word/2010/wordml" xmlns:w15="http://schemas.microsoft.com/office/word/2012/wordml" xmlns:w16="http://schemas.microsoft.com/office/word/2018/wordml" xmlns:w16cex="http://schemas.microsoft.com/office/word/2018/wordml/cex" xmlns:w16cid="http://schemas.microsoft.com/office/word/2016/wordml/cid" xmlns:w16sdtdh="http://schemas.microsoft.com/office/word/2020/wordml/sdtdatahash" xmlns:w16se="http://schemas.microsoft.com/office/word/2015/wordml/symex" mc:Ignorable="w14 w15 w16se w16cid w16 w16cex w16sdtdh">
   <w:docDefaults>
     <w:rPrDefault>
       <w:rPr>
-        <w:rFonts w:asciiTheme="minorHAnsi" w:cstheme="minorBidi" w:eastAsiaTheme="minorEastAsia" w:hAnsiTheme="minorHAnsi"/>
+        <w:rFonts w:asciiTheme="minorHAnsi" w:cstheme="minorBidi" w:eastAsiaTheme="minorHAnsi" w:hAnsiTheme="minorHAnsi"/>
         <w:sz w:val="24"/>
         <w:szCs w:val="24"/>
-        <w:lang w:bidi="ar-SA" w:eastAsia="zh-CN" w:val="id"/>
+        <w:lang w:bidi="ar-SA" w:eastAsia="en-US" w:val="id"/>
       </w:rPr>
     </w:rPrDefault>
     <w:pPrDefault>
@@ -12829,10 +13266,462 @@
       </w:pPr>
     </w:pPrDefault>
   </w:docDefaults>
-  <w:latentStyles w:count="276" w:defLockedState="0" w:defQFormat="0" w:defSemiHidden="0" w:defUIPriority="0" w:defUnhideWhenUsed="0"/>
+  <w:latentStyles w:count="376" w:defLockedState="0" w:defQFormat="0" w:defSemiHidden="0" w:defUIPriority="0" w:defUnhideWhenUsed="0">
+    <w:lsdException w:name="annotation text" w:uiPriority="99"/>
+    <w:lsdException w:name="header" w:uiPriority="99"/>
+    <w:lsdException w:name="footer" w:uiPriority="99"/>
+    <w:lsdException w:name="annotation reference" w:uiPriority="99"/>
+    <w:lsdException w:name="Normal (Web)" w:uiPriority="99"/>
+    <w:lsdException w:name="Normal Table" w:semiHidden="1" w:unhideWhenUsed="1"/>
+    <w:lsdException w:name="Table Simple 1" w:semiHidden="1" w:unhideWhenUsed="1"/>
+    <w:lsdException w:name="Table Simple 2" w:semiHidden="1" w:unhideWhenUsed="1"/>
+    <w:lsdException w:name="Table Simple 3" w:semiHidden="1" w:unhideWhenUsed="1"/>
+    <w:lsdException w:name="Table Classic 1" w:semiHidden="1" w:unhideWhenUsed="1"/>
+    <w:lsdException w:name="Table Classic 2" w:semiHidden="1" w:unhideWhenUsed="1"/>
+    <w:lsdException w:name="Table Classic 3" w:semiHidden="1" w:unhideWhenUsed="1"/>
+    <w:lsdException w:name="Table Classic 4" w:semiHidden="1" w:unhideWhenUsed="1"/>
+    <w:lsdException w:name="Table Colorful 1" w:semiHidden="1" w:unhideWhenUsed="1"/>
+    <w:lsdException w:name="Table Colorful 2" w:semiHidden="1" w:unhideWhenUsed="1"/>
+    <w:lsdException w:name="Table Colorful 3" w:semiHidden="1" w:unhideWhenUsed="1"/>
+    <w:lsdException w:name="Table Columns 1" w:semiHidden="1" w:unhideWhenUsed="1"/>
+    <w:lsdException w:name="Table Columns 2" w:semiHidden="1" w:unhideWhenUsed="1"/>
+    <w:lsdException w:name="Table Columns 3" w:semiHidden="1" w:unhideWhenUsed="1"/>
+    <w:lsdException w:name="Table Columns 4" w:semiHidden="1" w:unhideWhenUsed="1"/>
+    <w:lsdException w:name="Table Columns 5" w:semiHidden="1" w:unhideWhenUsed="1"/>
+    <w:lsdException w:name="Table Grid 1" w:semiHidden="1" w:unhideWhenUsed="1"/>
+    <w:lsdException w:name="Table Grid 2" w:semiHidden="1" w:unhideWhenUsed="1"/>
+    <w:lsdException w:name="Table Grid 3" w:semiHidden="1" w:unhideWhenUsed="1"/>
+    <w:lsdException w:name="Table Grid 4" w:semiHidden="1" w:unhideWhenUsed="1"/>
+    <w:lsdException w:name="Table Grid 5" w:semiHidden="1" w:unhideWhenUsed="1"/>
+    <w:lsdException w:name="Table Grid 6" w:semiHidden="1" w:unhideWhenUsed="1"/>
+    <w:lsdException w:name="Table Grid 7" w:semiHidden="1" w:unhideWhenUsed="1"/>
+    <w:lsdException w:name="Table Grid 8" w:semiHidden="1" w:unhideWhenUsed="1"/>
+    <w:lsdException w:name="Table List 1" w:semiHidden="1" w:unhideWhenUsed="1"/>
+    <w:lsdException w:name="Table List 2" w:semiHidden="1" w:unhideWhenUsed="1"/>
+    <w:lsdException w:name="Table List 3" w:semiHidden="1" w:unhideWhenUsed="1"/>
+    <w:lsdException w:name="Table List 4" w:semiHidden="1" w:unhideWhenUsed="1"/>
+    <w:lsdException w:name="Table List 5" w:semiHidden="1" w:unhideWhenUsed="1"/>
+    <w:lsdException w:name="Table List 6" w:semiHidden="1" w:unhideWhenUsed="1"/>
+    <w:lsdException w:name="Table List 7" w:semiHidden="1" w:unhideWhenUsed="1"/>
+    <w:lsdException w:name="Table List 8" w:semiHidden="1" w:unhideWhenUsed="1"/>
+    <w:lsdException w:name="Table 3D effects 1" w:semiHidden="1" w:unhideWhenUsed="1"/>
+    <w:lsdException w:name="Table 3D effects 2" w:semiHidden="1" w:unhideWhenUsed="1"/>
+    <w:lsdException w:name="Table 3D effects 3" w:semiHidden="1" w:unhideWhenUsed="1"/>
+    <w:lsdException w:name="Table Contemporary" w:semiHidden="1" w:unhideWhenUsed="1"/>
+    <w:lsdException w:name="Table Elegant" w:semiHidden="1" w:unhideWhenUsed="1"/>
+    <w:lsdException w:name="Table Professional" w:semiHidden="1" w:unhideWhenUsed="1"/>
+    <w:lsdException w:name="Table Subtle 1" w:semiHidden="1" w:unhideWhenUsed="1"/>
+    <w:lsdException w:name="Table Subtle 2" w:semiHidden="1" w:unhideWhenUsed="1"/>
+    <w:lsdException w:name="Table Web 1" w:semiHidden="1" w:unhideWhenUsed="1"/>
+    <w:lsdException w:name="Table Web 2" w:semiHidden="1" w:unhideWhenUsed="1"/>
+    <w:lsdException w:name="Table Web 3" w:semiHidden="1" w:unhideWhenUsed="1"/>
+    <w:lsdException w:name="Table Theme" w:semiHidden="1" w:unhideWhenUsed="1"/>
+    <w:lsdException w:name="Light Shading"/>
+    <w:lsdException w:name="Light List"/>
+    <w:lsdException w:name="Light Grid"/>
+    <w:lsdException w:name="Medium Shading 1"/>
+    <w:lsdException w:name="Medium Shading 2"/>
+    <w:lsdException w:name="Medium List 1"/>
+    <w:lsdException w:name="Medium List 2"/>
+    <w:lsdException w:name="Medium Grid 1"/>
+    <w:lsdException w:name="Medium Grid 2"/>
+    <w:lsdException w:name="Medium Grid 3"/>
+    <w:lsdException w:name="Dark List"/>
+    <w:lsdException w:name="Colorful Shading"/>
+    <w:lsdException w:name="Colorful List"/>
+    <w:lsdException w:name="Colorful Grid"/>
+    <w:lsdException w:name="Light Shading Accent 1"/>
+    <w:lsdException w:name="Light List Accent 1"/>
+    <w:lsdException w:name="Light Grid Accent 1"/>
+    <w:lsdException w:name="Medium Shading 1 Accent 1"/>
+    <w:lsdException w:name="Medium Shading 2 Accent 1"/>
+    <w:lsdException w:name="Medium List 1 Accent 1"/>
+    <w:lsdException w:name="Medium List 2 Accent 1"/>
+    <w:lsdException w:name="Medium Grid 1 Accent 1"/>
+    <w:lsdException w:name="Medium Grid 2 Accent 1"/>
+    <w:lsdException w:name="Medium Grid 3 Accent 1"/>
+    <w:lsdException w:name="Dark List Accent 1"/>
+    <w:lsdException w:name="Colorful Shading Accent 1"/>
+    <w:lsdException w:name="Colorful List Accent 1"/>
+    <w:lsdException w:name="Colorful Grid Accent 1"/>
+    <w:lsdException w:name="Light Shading Accent 2"/>
+    <w:lsdException w:name="Light List Accent 2"/>
+    <w:lsdException w:name="Light Grid Accent 2"/>
+    <w:lsdException w:name="Medium Shading 1 Accent 2"/>
+    <w:lsdException w:name="Medium Shading 2 Accent 2"/>
+    <w:lsdException w:name="Medium List 1 Accent 2"/>
+    <w:lsdException w:name="Medium List 2 Accent 2"/>
+    <w:lsdException w:name="Medium Grid 1 Accent 2"/>
+    <w:lsdException w:name="Medium Grid 2 Accent 2"/>
+    <w:lsdException w:name="Medium Grid 3 Accent 2"/>
+    <w:lsdException w:name="Dark List Accent 2"/>
+    <w:lsdException w:name="Colorful Shading Accent 2"/>
+    <w:lsdException w:name="Colorful List Accent 2"/>
+    <w:lsdException w:name="Colorful Grid Accent 2"/>
+    <w:lsdException w:name="Light Shading Accent 3"/>
+    <w:lsdException w:name="Light List Accent 3"/>
+    <w:lsdException w:name="Light Grid Accent 3"/>
+    <w:lsdException w:name="Medium Shading 1 Accent 3"/>
+    <w:lsdException w:name="Medium Shading 2 Accent 3"/>
+    <w:lsdException w:name="Medium List 1 Accent 3"/>
+    <w:lsdException w:name="Medium List 2 Accent 3"/>
+    <w:lsdException w:name="Medium Grid 1 Accent 3"/>
+    <w:lsdException w:name="Medium Grid 2 Accent 3"/>
+    <w:lsdException w:name="Medium Grid 3 Accent 3"/>
+    <w:lsdException w:name="Dark List Accent 3"/>
+    <w:lsdException w:name="Colorful Shading Accent 3"/>
+    <w:lsdException w:name="Colorful List Accent 3"/>
+    <w:lsdException w:name="Colorful Grid Accent 3"/>
+    <w:lsdException w:name="Light Shading Accent 4"/>
+    <w:lsdException w:name="Light List Accent 4"/>
+    <w:lsdException w:name="Light Grid Accent 4"/>
+    <w:lsdException w:name="Medium Shading 1 Accent 4"/>
+    <w:lsdException w:name="Medium Shading 2 Accent 4"/>
+    <w:lsdException w:name="Medium List 1 Accent 4"/>
+    <w:lsdException w:name="Medium List 2 Accent 4"/>
+    <w:lsdException w:name="Medium Grid 1 Accent 4"/>
+    <w:lsdException w:name="Medium Grid 2 Accent 4"/>
+    <w:lsdException w:name="Medium Grid 3 Accent 4"/>
+    <w:lsdException w:name="Dark List Accent 4"/>
+    <w:lsdException w:name="Colorful Shading Accent 4"/>
+    <w:lsdException w:name="Colorful List Accent 4"/>
+    <w:lsdException w:name="Colorful Grid Accent 4"/>
+    <w:lsdException w:name="Light Shading Accent 5"/>
+    <w:lsdException w:name="Light List Accent 5"/>
+    <w:lsdException w:name="Light Grid Accent 5"/>
+    <w:lsdException w:name="Medium Shading 1 Accent 5"/>
+    <w:lsdException w:name="Medium Shading 2 Accent 5"/>
+    <w:lsdException w:name="Medium List 1 Accent 5"/>
+    <w:lsdException w:name="Medium List 2 Accent 5"/>
+    <w:lsdException w:name="Medium Grid 1 Accent 5"/>
+    <w:lsdException w:name="Medium Grid 2 Accent 5"/>
+    <w:lsdException w:name="Medium Grid 3 Accent 5"/>
+    <w:lsdException w:name="Dark List Accent 5"/>
+    <w:lsdException w:name="Colorful Shading Accent 5"/>
+    <w:lsdException w:name="Colorful List Accent 5"/>
+    <w:lsdException w:name="Colorful Grid Accent 5"/>
+    <w:lsdException w:name="Light Shading Accent 6"/>
+    <w:lsdException w:name="Light List Accent 6"/>
+    <w:lsdException w:name="Light Grid Accent 6"/>
+    <w:lsdException w:name="Medium Shading 1 Accent 6"/>
+    <w:lsdException w:name="Medium Shading 2 Accent 6"/>
+    <w:lsdException w:name="Medium List 1 Accent 6"/>
+    <w:lsdException w:name="Medium List 2 Accent 6"/>
+    <w:lsdException w:name="Medium Grid 1 Accent 6"/>
+    <w:lsdException w:name="Medium Grid 2 Accent 6"/>
+    <w:lsdException w:name="Medium Grid 3 Accent 6"/>
+    <w:lsdException w:name="Dark List Accent 6"/>
+    <w:lsdException w:name="Colorful Shading Accent 6"/>
+    <w:lsdException w:name="Colorful List Accent 6"/>
+    <w:lsdException w:name="Colorful Grid Accent 6"/>
+    <w:lsdException w:name="Grid Table 4" w:uiPriority="49"/>
+    <w:lsdException w:name="Grid Table 5 Dark" w:uiPriority="50"/>
+    <w:lsdException w:name="Grid Table 6 Colorful" w:uiPriority="51"/>
+    <w:lsdException w:name="Grid Table 7 Colorful" w:uiPriority="52"/>
+    <w:lsdException w:name="Grid Table 1 Light Accent 1" w:uiPriority="46"/>
+    <w:lsdException w:name="Grid Table 2 Accent 1" w:uiPriority="47"/>
+    <w:lsdException w:name="Grid Table 3 Accent 1" w:uiPriority="48"/>
+    <w:lsdException w:name="Grid Table 4 Accent 1" w:uiPriority="49"/>
+    <w:lsdException w:name="Grid Table 5 Dark Accent 1" w:uiPriority="50"/>
+    <w:lsdException w:name="Grid Table 6 Colorful Accent 1" w:uiPriority="51"/>
+    <w:lsdException w:name="Grid Table 7 Colorful Accent 1" w:uiPriority="52"/>
+    <w:lsdException w:name="Grid Table 1 Light Accent 2" w:uiPriority="46"/>
+    <w:lsdException w:name="Grid Table 2 Accent 2" w:uiPriority="47"/>
+    <w:lsdException w:name="Grid Table 3 Accent 2" w:uiPriority="48"/>
+    <w:lsdException w:name="Grid Table 4 Accent 2" w:uiPriority="49"/>
+    <w:lsdException w:name="Grid Table 5 Dark Accent 2" w:uiPriority="50"/>
+    <w:lsdException w:name="Grid Table 6 Colorful Accent 2" w:uiPriority="51"/>
+    <w:lsdException w:name="Grid Table 7 Colorful Accent 2" w:uiPriority="52"/>
+    <w:lsdException w:name="Grid Table 1 Light Accent 3" w:uiPriority="46"/>
+    <w:lsdException w:name="Grid Table 2 Accent 3" w:uiPriority="47"/>
+    <w:lsdException w:name="Grid Table 3 Accent 3" w:uiPriority="48"/>
+    <w:lsdException w:name="Grid Table 4 Accent 3" w:uiPriority="49"/>
+    <w:lsdException w:name="Grid Table 5 Dark Accent 3" w:uiPriority="50"/>
+    <w:lsdException w:name="Grid Table 6 Colorful Accent 3" w:uiPriority="51"/>
+    <w:lsdException w:name="Grid Table 7 Colorful Accent 3" w:uiPriority="52"/>
+    <w:lsdException w:name="Grid Table 1 Light Accent 4" w:uiPriority="46"/>
+    <w:lsdException w:name="Grid Table 2 Accent 4" w:uiPriority="47"/>
+    <w:lsdException w:name="Grid Table 3 Accent 4" w:uiPriority="48"/>
+    <w:lsdException w:name="Grid Table 4 Accent 4" w:uiPriority="49"/>
+    <w:lsdException w:name="Grid Table 5 Dark Accent 4" w:uiPriority="50"/>
+    <w:lsdException w:name="Grid Table 6 Colorful Accent 4" w:uiPriority="51"/>
+    <w:lsdException w:name="Grid Table 7 Colorful Accent 4" w:uiPriority="52"/>
+    <w:lsdException w:name="Grid Table 1 Light Accent 5" w:uiPriority="46"/>
+    <w:lsdException w:name="Grid Table 2 Accent 5" w:uiPriority="47"/>
+    <w:lsdException w:name="Grid Table 3 Accent 5" w:uiPriority="48"/>
+    <w:lsdException w:name="Grid Table 4 Accent 5" w:uiPriority="49"/>
+    <w:lsdException w:name="Grid Table 5 Dark Accent 5" w:uiPriority="50"/>
+    <w:lsdException w:name="Grid Table 6 Colorful Accent 5" w:uiPriority="51"/>
+    <w:lsdException w:name="Grid Table 7 Colorful Accent 5" w:uiPriority="52"/>
+    <w:lsdException w:name="Grid Table 1 Light Accent 6" w:uiPriority="46"/>
+    <w:lsdException w:name="Grid Table 2 Accent 6" w:uiPriority="47"/>
+    <w:lsdException w:name="Grid Table 3 Accent 6" w:uiPriority="48"/>
+    <w:lsdException w:name="Grid Table 4 Accent 6" w:uiPriority="49"/>
+    <w:lsdException w:name="Grid Table 5 Dark Accent 6" w:uiPriority="50"/>
+    <w:lsdException w:name="Grid Table 6 Colorful Accent 6" w:uiPriority="51"/>
+    <w:lsdException w:name="Grid Table 7 Colorful Accent 6" w:uiPriority="52"/>
+    <w:lsdException w:name="List Table 1 Light" w:uiPriority="46"/>
+    <w:lsdException w:name="List Table 2" w:uiPriority="47"/>
+    <w:lsdException w:name="List Table 3" w:uiPriority="48"/>
+    <w:lsdException w:name="List Table 4" w:uiPriority="49"/>
+    <w:lsdException w:name="List Table 5 Dark" w:uiPriority="50"/>
+    <w:lsdException w:name="List Table 6 Colorful" w:uiPriority="51"/>
+    <w:lsdException w:name="List Table 7 Colorful" w:uiPriority="52"/>
+    <w:lsdException w:name="List Table 1 Light Accent 1" w:uiPriority="46"/>
+    <w:lsdException w:name="List Table 2 Accent 1" w:uiPriority="47"/>
+    <w:lsdException w:name="List Table 3 Accent 1" w:uiPriority="48"/>
+    <w:lsdException w:name="List Table 4 Accent 1" w:uiPriority="49"/>
+    <w:lsdException w:name="List Table 5 Dark Accent 1" w:uiPriority="50"/>
+    <w:lsdException w:name="List Table 6 Colorful Accent 1" w:uiPriority="51"/>
+    <w:lsdException w:name="List Table 7 Colorful Accent 1" w:uiPriority="52"/>
+    <w:lsdException w:name="List Table 1 Light Accent 2" w:uiPriority="46"/>
+    <w:lsdException w:name="List Table 2 Accent 2" w:uiPriority="47"/>
+    <w:lsdException w:name="List Table 3 Accent 2" w:uiPriority="48"/>
+    <w:lsdException w:name="List Table 4 Accent 2" w:uiPriority="49"/>
+    <w:lsdException w:name="List Table 5 Dark Accent 2" w:uiPriority="50"/>
+    <w:lsdException w:name="List Table 6 Colorful Accent 2" w:uiPriority="51"/>
+    <w:lsdException w:name="List Table 7 Colorful Accent 2" w:uiPriority="52"/>
+    <w:lsdException w:name="List Table 1 Light Accent 3" w:uiPriority="46"/>
+    <w:lsdException w:name="List Table 2 Accent 3" w:uiPriority="47"/>
+    <w:lsdException w:name="List Table 3 Accent 3" w:uiPriority="48"/>
+    <w:lsdException w:name="List Table 4 Accent 3" w:uiPriority="49"/>
+    <w:lsdException w:name="List Table 5 Dark Accent 3" w:uiPriority="50"/>
+    <w:lsdException w:name="List Table 6 Colorful Accent 3" w:uiPriority="51"/>
+    <w:lsdException w:name="List Table 7 Colorful Accent 3" w:uiPriority="52"/>
+    <w:lsdException w:name="List Table 1 Light Accent 4" w:uiPriority="46"/>
+    <w:lsdException w:name="List Table 2 Accent 4" w:uiPriority="47"/>
+    <w:lsdException w:name="List Table 3 Accent 4" w:uiPriority="48"/>
+    <w:lsdException w:name="List Table 4 Accent 4" w:uiPriority="49"/>
+    <w:lsdException w:name="List Table 5 Dark Accent 4" w:uiPriority="50"/>
+    <w:lsdException w:name="List Table 6 Colorful Accent 4" w:uiPriority="51"/>
+    <w:lsdException w:name="List Table 7 Colorful Accent 4" w:uiPriority="52"/>
+    <w:lsdException w:name="List Table 1 Light Accent 5" w:uiPriority="46"/>
+    <w:lsdException w:name="List Table 2 Accent 5" w:uiPriority="47"/>
+    <w:lsdException w:name="List Table 3 Accent 5" w:uiPriority="48"/>
+    <w:lsdException w:name="List Table 4 Accent 5" w:uiPriority="49"/>
+    <w:lsdException w:name="List Table 5 Dark Accent 5" w:uiPriority="50"/>
+    <w:lsdException w:name="List Table 6 Colorful Accent 5" w:uiPriority="51"/>
+    <w:lsdException w:name="List Table 7 Colorful Accent 5" w:uiPriority="52"/>
+    <w:lsdException w:name="List Table 1 Light Accent 6" w:uiPriority="46"/>
+    <w:lsdException w:name="List Table 2 Accent 6" w:uiPriority="47"/>
+    <w:lsdException w:name="List Table 3 Accent 6" w:uiPriority="48"/>
+    <w:lsdException w:name="List Table 4 Accent 6" w:uiPriority="49"/>
+    <w:lsdException w:name="List Table 5 Dark Accent 6" w:uiPriority="50"/>
+    <w:lsdException w:name="List Table 6 Colorful Accent 6" w:uiPriority="51"/>
+    <w:lsdException w:name="List Table 7 Colorful Accent 6" w:uiPriority="52"/>
+    <w:lsdException w:name="Mention" w:semiHidden="1" w:uiPriority="99" w:unhideWhenUsed="1"/>
+    <w:lsdException w:name="Smart Hyperlink" w:semiHidden="1" w:uiPriority="99" w:unhideWhenUsed="1"/>
+    <w:lsdException w:name="Hashtag" w:semiHidden="1" w:uiPriority="99" w:unhideWhenUsed="1"/>
+    <w:lsdException w:name="Unresolved Mention" w:semiHidden="1" w:uiPriority="99" w:unhideWhenUsed="1"/>
+    <w:lsdException w:name="Smart Link" w:semiHidden="1" w:uiPriority="99" w:unhideWhenUsed="1"/>
+  </w:latentStyles>
   <w:style w:default="1" w:styleId="Normal" w:type="paragraph">
     <w:name w:val="Normal"/>
     <w:qFormat/>
+    <w:rPr>
+      <w:lang w:val="id"/>
+    </w:rPr>
+  </w:style>
+  <w:style w:styleId="Heading1" w:type="paragraph">
+    <w:name w:val="heading 1"/>
+    <w:basedOn w:val="Normal"/>
+    <w:next w:val="BodyText"/>
+    <w:uiPriority w:val="9"/>
+    <w:qFormat/>
+    <w:pPr>
+      <w:keepNext/>
+      <w:keepLines/>
+      <w:spacing w:after="0" w:before="480"/>
+      <w:outlineLvl w:val="0"/>
+    </w:pPr>
+    <w:rPr>
+      <w:rFonts w:asciiTheme="majorHAnsi" w:cstheme="majorBidi" w:eastAsiaTheme="majorEastAsia" w:hAnsiTheme="majorHAnsi"/>
+      <w:b/>
+      <w:bCs/>
+      <w:color w:themeColor="accent1" w:val="4F81BD"/>
+      <w:sz w:val="32"/>
+      <w:szCs w:val="32"/>
+    </w:rPr>
+  </w:style>
+  <w:style w:styleId="Heading2" w:type="paragraph">
+    <w:name w:val="heading 2"/>
+    <w:basedOn w:val="Normal"/>
+    <w:next w:val="BodyText"/>
+    <w:uiPriority w:val="9"/>
+    <w:unhideWhenUsed/>
+    <w:qFormat/>
+    <w:pPr>
+      <w:keepNext/>
+      <w:keepLines/>
+      <w:spacing w:after="0" w:before="200"/>
+      <w:outlineLvl w:val="1"/>
+    </w:pPr>
+    <w:rPr>
+      <w:rFonts w:asciiTheme="majorHAnsi" w:cstheme="majorBidi" w:eastAsiaTheme="majorEastAsia" w:hAnsiTheme="majorHAnsi"/>
+      <w:b/>
+      <w:bCs/>
+      <w:color w:themeColor="accent1" w:val="4F81BD"/>
+      <w:sz w:val="28"/>
+      <w:szCs w:val="28"/>
+    </w:rPr>
+  </w:style>
+  <w:style w:styleId="Heading3" w:type="paragraph">
+    <w:name w:val="heading 3"/>
+    <w:basedOn w:val="Normal"/>
+    <w:next w:val="BodyText"/>
+    <w:uiPriority w:val="9"/>
+    <w:unhideWhenUsed/>
+    <w:qFormat/>
+    <w:pPr>
+      <w:keepNext/>
+      <w:keepLines/>
+      <w:spacing w:after="0" w:before="200"/>
+      <w:outlineLvl w:val="2"/>
+    </w:pPr>
+    <w:rPr>
+      <w:rFonts w:asciiTheme="majorHAnsi" w:cstheme="majorBidi" w:eastAsiaTheme="majorEastAsia" w:hAnsiTheme="majorHAnsi"/>
+      <w:b/>
+      <w:bCs/>
+      <w:color w:themeColor="accent1" w:val="4F81BD"/>
+    </w:rPr>
+  </w:style>
+  <w:style w:styleId="Heading4" w:type="paragraph">
+    <w:name w:val="heading 4"/>
+    <w:basedOn w:val="Normal"/>
+    <w:next w:val="BodyText"/>
+    <w:uiPriority w:val="9"/>
+    <w:unhideWhenUsed/>
+    <w:qFormat/>
+    <w:pPr>
+      <w:keepNext/>
+      <w:keepLines/>
+      <w:spacing w:after="0" w:before="200"/>
+      <w:outlineLvl w:val="3"/>
+    </w:pPr>
+    <w:rPr>
+      <w:rFonts w:asciiTheme="majorHAnsi" w:cstheme="majorBidi" w:eastAsiaTheme="majorEastAsia" w:hAnsiTheme="majorHAnsi"/>
+      <w:bCs/>
+      <w:i/>
+      <w:color w:themeColor="accent1" w:val="4F81BD"/>
+    </w:rPr>
+  </w:style>
+  <w:style w:styleId="Heading5" w:type="paragraph">
+    <w:name w:val="heading 5"/>
+    <w:basedOn w:val="Normal"/>
+    <w:next w:val="BodyText"/>
+    <w:uiPriority w:val="9"/>
+    <w:unhideWhenUsed/>
+    <w:qFormat/>
+    <w:pPr>
+      <w:keepNext/>
+      <w:keepLines/>
+      <w:spacing w:after="0" w:before="200"/>
+      <w:outlineLvl w:val="4"/>
+    </w:pPr>
+    <w:rPr>
+      <w:rFonts w:asciiTheme="majorHAnsi" w:cstheme="majorBidi" w:eastAsiaTheme="majorEastAsia" w:hAnsiTheme="majorHAnsi"/>
+      <w:iCs/>
+      <w:color w:themeColor="accent1" w:val="4F81BD"/>
+    </w:rPr>
+  </w:style>
+  <w:style w:styleId="Heading6" w:type="paragraph">
+    <w:name w:val="heading 6"/>
+    <w:basedOn w:val="Normal"/>
+    <w:next w:val="BodyText"/>
+    <w:uiPriority w:val="9"/>
+    <w:unhideWhenUsed/>
+    <w:qFormat/>
+    <w:pPr>
+      <w:keepNext/>
+      <w:keepLines/>
+      <w:spacing w:after="0" w:before="200"/>
+      <w:outlineLvl w:val="5"/>
+    </w:pPr>
+    <w:rPr>
+      <w:rFonts w:asciiTheme="majorHAnsi" w:cstheme="majorBidi" w:eastAsiaTheme="majorEastAsia" w:hAnsiTheme="majorHAnsi"/>
+      <w:color w:themeColor="accent1" w:val="4F81BD"/>
+    </w:rPr>
+  </w:style>
+  <w:style w:styleId="Heading7" w:type="paragraph">
+    <w:name w:val="heading 7"/>
+    <w:basedOn w:val="Normal"/>
+    <w:next w:val="BodyText"/>
+    <w:uiPriority w:val="9"/>
+    <w:unhideWhenUsed/>
+    <w:qFormat/>
+    <w:pPr>
+      <w:keepNext/>
+      <w:keepLines/>
+      <w:spacing w:after="0" w:before="200"/>
+      <w:outlineLvl w:val="6"/>
+    </w:pPr>
+    <w:rPr>
+      <w:rFonts w:asciiTheme="majorHAnsi" w:cstheme="majorBidi" w:eastAsiaTheme="majorEastAsia" w:hAnsiTheme="majorHAnsi"/>
+      <w:color w:themeColor="accent1" w:val="4F81BD"/>
+    </w:rPr>
+  </w:style>
+  <w:style w:styleId="Heading8" w:type="paragraph">
+    <w:name w:val="heading 8"/>
+    <w:basedOn w:val="Normal"/>
+    <w:next w:val="BodyText"/>
+    <w:uiPriority w:val="9"/>
+    <w:unhideWhenUsed/>
+    <w:qFormat/>
+    <w:pPr>
+      <w:keepNext/>
+      <w:keepLines/>
+      <w:spacing w:after="0" w:before="200"/>
+      <w:outlineLvl w:val="7"/>
+    </w:pPr>
+    <w:rPr>
+      <w:rFonts w:asciiTheme="majorHAnsi" w:cstheme="majorBidi" w:eastAsiaTheme="majorEastAsia" w:hAnsiTheme="majorHAnsi"/>
+      <w:color w:themeColor="accent1" w:val="4F81BD"/>
+    </w:rPr>
+  </w:style>
+  <w:style w:styleId="Heading9" w:type="paragraph">
+    <w:name w:val="heading 9"/>
+    <w:basedOn w:val="Normal"/>
+    <w:next w:val="BodyText"/>
+    <w:uiPriority w:val="9"/>
+    <w:unhideWhenUsed/>
+    <w:qFormat/>
+    <w:pPr>
+      <w:keepNext/>
+      <w:keepLines/>
+      <w:spacing w:after="0" w:before="200"/>
+      <w:outlineLvl w:val="8"/>
+    </w:pPr>
+    <w:rPr>
+      <w:rFonts w:asciiTheme="majorHAnsi" w:cstheme="majorBidi" w:eastAsiaTheme="majorEastAsia" w:hAnsiTheme="majorHAnsi"/>
+      <w:color w:themeColor="accent1" w:val="4F81BD"/>
+    </w:rPr>
+  </w:style>
+  <w:style w:default="1" w:styleId="DefaultParagraphFont" w:type="character">
+    <w:name w:val="Default Paragraph Font"/>
+    <w:uiPriority w:val="1"/>
+    <w:semiHidden/>
+    <w:unhideWhenUsed/>
+  </w:style>
+  <w:style w:default="1" w:styleId="TableNormal" w:type="table">
+    <w:name w:val="Normal Table"/>
+    <w:uiPriority w:val="99"/>
+    <w:semiHidden/>
+    <w:unhideWhenUsed/>
+    <w:tblPr>
+      <w:tblInd w:type="dxa" w:w="0"/>
+      <w:tblCellMar>
+        <w:top w:type="dxa" w:w="0"/>
+        <w:left w:type="dxa" w:w="108"/>
+        <w:bottom w:type="dxa" w:w="0"/>
+        <w:right w:type="dxa" w:w="108"/>
+      </w:tblCellMar>
+    </w:tblPr>
+  </w:style>
+  <w:style w:default="1" w:styleId="NoList" w:type="numbering">
+    <w:name w:val="No List"/>
+    <w:uiPriority w:val="99"/>
+    <w:semiHidden/>
+    <w:unhideWhenUsed/>
   </w:style>
   <w:style w:styleId="BodyText" w:type="paragraph">
     <w:name w:val="Body Text"/>
@@ -12861,94 +13750,54 @@
     <w:name w:val="Title"/>
     <w:basedOn w:val="Normal"/>
     <w:next w:val="BodyText"/>
-    <w:link w:val="TitleChar"/>
-    <w:uiPriority w:val="10"/>
     <w:qFormat/>
-    <w:rsid w:val="00A10FD9"/>
     <w:pPr>
-      <w:spacing w:after="80" w:line="240" w:lineRule="auto"/>
-      <w:contextualSpacing/>
+      <w:keepNext/>
+      <w:keepLines/>
+      <w:spacing w:after="240" w:before="480"/>
       <w:jc w:val="center"/>
     </w:pPr>
     <w:rPr>
       <w:rFonts w:asciiTheme="majorHAnsi" w:cstheme="majorBidi" w:eastAsiaTheme="majorEastAsia" w:hAnsiTheme="majorHAnsi"/>
-      <w:sz w:val="56"/>
-      <w:szCs w:val="56"/>
-    </w:rPr>
-  </w:style>
-  <w:style w:customStyle="1" w:styleId="TitleChar" w:type="character">
-    <w:name w:val="Title Char"/>
-    <w:basedOn w:val="DefaultParagraphFont"/>
-    <w:link w:val="Title"/>
-    <w:uiPriority w:val="10"/>
-    <w:rsid w:val="00A10FD9"/>
-    <w:rPr>
-      <w:rFonts w:asciiTheme="majorHAnsi" w:cstheme="majorBidi" w:eastAsiaTheme="majorEastAsia" w:hAnsiTheme="majorHAnsi"/>
-      <w:sz w:val="56"/>
-      <w:szCs w:val="56"/>
+      <w:b/>
+      <w:bCs/>
+      <w:color w:themeColor="accent1" w:themeShade="B5" w:val="345A8A"/>
+      <w:sz w:val="36"/>
+      <w:szCs w:val="36"/>
     </w:rPr>
   </w:style>
   <w:style w:styleId="Subtitle" w:type="paragraph">
     <w:name w:val="Subtitle"/>
     <w:basedOn w:val="Title"/>
     <w:next w:val="BodyText"/>
-    <w:link w:val="SubtitleChar"/>
-    <w:uiPriority w:val="11"/>
     <w:qFormat/>
-    <w:rsid w:val="00A10FD9"/>
     <w:pPr>
-      <w:numPr>
-        <w:ilvl w:val="1"/>
-      </w:numPr>
+      <w:spacing w:before="240"/>
     </w:pPr>
     <w:rPr>
-      <w:rFonts w:cstheme="majorBidi" w:eastAsiaTheme="majorEastAsia"/>
-      <w:spacing w:val="15"/>
-      <w:sz w:val="28"/>
-      <w:szCs w:val="28"/>
-    </w:rPr>
-  </w:style>
-  <w:style w:customStyle="1" w:styleId="SubtitleChar" w:type="character">
-    <w:name w:val="Subtitle Char"/>
-    <w:basedOn w:val="DefaultParagraphFont"/>
-    <w:link w:val="Subtitle"/>
-    <w:uiPriority w:val="11"/>
-    <w:rsid w:val="00A10FD9"/>
-    <w:rPr>
-      <w:rFonts w:cstheme="majorBidi" w:eastAsiaTheme="majorEastAsia"/>
-      <w:color w:themeColor="text1" w:themeTint="A6" w:val="595959"/>
-      <w:spacing w:val="15"/>
-      <w:sz w:val="28"/>
-      <w:szCs w:val="28"/>
+      <w:sz w:val="30"/>
+      <w:szCs w:val="30"/>
     </w:rPr>
   </w:style>
   <w:style w:customStyle="1" w:styleId="Author" w:type="paragraph">
     <w:name w:val="Author"/>
-    <w:basedOn w:val="Title"/>
     <w:next w:val="BodyText"/>
     <w:qFormat/>
     <w:pPr>
       <w:keepNext/>
       <w:keepLines/>
+      <w:jc w:val="center"/>
     </w:pPr>
-    <w:rPr>
-      <w:sz w:val="24"/>
-      <w:szCs w:val="24"/>
-    </w:rPr>
   </w:style>
   <w:style w:styleId="Date" w:type="paragraph">
     <w:name w:val="Date"/>
-    <w:basedOn w:val="Title"/>
     <w:next w:val="BodyText"/>
     <w:qFormat/>
     <w:pPr>
       <w:keepNext/>
       <w:keepLines/>
+      <w:jc w:val="center"/>
     </w:pPr>
-    <w:rPr>
-      <w:sz w:val="24"/>
-      <w:szCs w:val="24"/>
-    </w:rPr>
   </w:style>
   <w:style w:customStyle="1" w:styleId="AbstractTitle" w:type="paragraph">
     <w:name w:val="Abstract Title"/>
@@ -12963,6 +13812,7 @@
     </w:pPr>
     <w:rPr>
       <w:b/>
+      <w:color w:val="345A8A"/>
       <w:sz w:val="20"/>
       <w:szCs w:val="20"/>
     </w:rPr>
@@ -12985,327 +13835,19 @@
   <w:style w:styleId="Bibliography" w:type="paragraph">
     <w:name w:val="Bibliography"/>
     <w:basedOn w:val="Normal"/>
-    <w:next w:val="Bibliography"/>
     <w:qFormat/>
-    <w:pPr/>
-    <w:rPr/>
-  </w:style>
-  <w:style w:styleId="Heading1" w:type="paragraph">
-    <w:name w:val="heading 1"/>
-    <w:basedOn w:val="Normal"/>
-    <w:next w:val="BodyText"/>
-    <w:link w:val="Heading1Char"/>
-    <w:uiPriority w:val="9"/>
-    <w:qFormat/>
-    <w:rsid w:val="00A10FD9"/>
+    <w:rsid w:val="00333436"/>
     <w:pPr>
-      <w:keepNext/>
-      <w:keepLines/>
-      <w:spacing w:after="80" w:before="360"/>
-      <w:outlineLvl w:val="0"/>
+      <w:tabs>
+        <w:tab w:pos="504" w:val="left"/>
+      </w:tabs>
+      <w:spacing w:after="0" w:line="360" w:lineRule="auto"/>
+      <w:ind w:hanging="505" w:left="505"/>
+      <w:jc w:val="both"/>
     </w:pPr>
     <w:rPr>
-      <w:rFonts w:asciiTheme="majorHAnsi" w:cstheme="majorBidi" w:eastAsiaTheme="majorEastAsia" w:hAnsiTheme="majorHAnsi"/>
-      <w:color w:themeColor="accent1" w:themeShade="BF" w:val="0F4761"/>
-      <w:sz w:val="40"/>
-      <w:szCs w:val="40"/>
-    </w:rPr>
-  </w:style>
-  <w:style w:styleId="Heading2" w:type="paragraph">
-    <w:name w:val="heading 2"/>
-    <w:basedOn w:val="Normal"/>
-    <w:next w:val="BodyText"/>
-    <w:link w:val="Heading2Char"/>
-    <w:uiPriority w:val="9"/>
-    <w:semiHidden/>
-    <w:unhideWhenUsed/>
-    <w:qFormat/>
-    <w:rsid w:val="00A10FD9"/>
-    <w:pPr>
-      <w:keepNext/>
-      <w:keepLines/>
-      <w:spacing w:after="80" w:before="160"/>
-      <w:outlineLvl w:val="1"/>
-    </w:pPr>
-    <w:rPr>
-      <w:rFonts w:asciiTheme="majorHAnsi" w:cstheme="majorBidi" w:eastAsiaTheme="majorEastAsia" w:hAnsiTheme="majorHAnsi"/>
-      <w:color w:themeColor="accent1" w:themeShade="BF" w:val="0F4761"/>
-      <w:sz w:val="32"/>
-      <w:szCs w:val="32"/>
-    </w:rPr>
-  </w:style>
-  <w:style w:styleId="Heading3" w:type="paragraph">
-    <w:name w:val="heading 3"/>
-    <w:basedOn w:val="Normal"/>
-    <w:next w:val="BodyText"/>
-    <w:link w:val="Heading3Char"/>
-    <w:uiPriority w:val="9"/>
-    <w:semiHidden/>
-    <w:unhideWhenUsed/>
-    <w:qFormat/>
-    <w:rsid w:val="00A10FD9"/>
-    <w:pPr>
-      <w:keepNext/>
-      <w:keepLines/>
-      <w:spacing w:after="80" w:before="160"/>
-      <w:outlineLvl w:val="2"/>
-    </w:pPr>
-    <w:rPr>
-      <w:rFonts w:cstheme="majorBidi" w:eastAsiaTheme="majorEastAsia"/>
-      <w:color w:themeColor="accent1" w:themeShade="BF" w:val="0F4761"/>
-      <w:sz w:val="28"/>
-      <w:szCs w:val="28"/>
-    </w:rPr>
-  </w:style>
-  <w:style w:styleId="Heading4" w:type="paragraph">
-    <w:name w:val="heading 4"/>
-    <w:basedOn w:val="Normal"/>
-    <w:next w:val="BodyText"/>
-    <w:link w:val="Heading4Char"/>
-    <w:uiPriority w:val="9"/>
-    <w:semiHidden/>
-    <w:unhideWhenUsed/>
-    <w:qFormat/>
-    <w:rsid w:val="00A10FD9"/>
-    <w:pPr>
-      <w:keepNext/>
-      <w:keepLines/>
-      <w:spacing w:after="40" w:before="80"/>
-      <w:outlineLvl w:val="3"/>
-    </w:pPr>
-    <w:rPr>
-      <w:rFonts w:cstheme="majorBidi" w:eastAsiaTheme="majorEastAsia"/>
-      <w:i/>
-      <w:iCs/>
-      <w:color w:themeColor="accent1" w:themeShade="BF" w:val="0F4761"/>
-    </w:rPr>
-  </w:style>
-  <w:style w:styleId="Heading5" w:type="paragraph">
-    <w:name w:val="heading 5"/>
-    <w:basedOn w:val="Normal"/>
-    <w:next w:val="BodyText"/>
-    <w:link w:val="Heading5Char"/>
-    <w:uiPriority w:val="9"/>
-    <w:semiHidden/>
-    <w:unhideWhenUsed/>
-    <w:qFormat/>
-    <w:rsid w:val="00A10FD9"/>
-    <w:pPr>
-      <w:keepNext/>
-      <w:keepLines/>
-      <w:spacing w:after="40" w:before="80"/>
-      <w:outlineLvl w:val="4"/>
-    </w:pPr>
-    <w:rPr>
-      <w:rFonts w:cstheme="majorBidi" w:eastAsiaTheme="majorEastAsia"/>
-      <w:color w:themeColor="accent1" w:themeShade="BF" w:val="0F4761"/>
-    </w:rPr>
-  </w:style>
-  <w:style w:styleId="Heading6" w:type="paragraph">
-    <w:name w:val="heading 6"/>
-    <w:basedOn w:val="Normal"/>
-    <w:next w:val="BodyText"/>
-    <w:link w:val="Heading6Char"/>
-    <w:uiPriority w:val="9"/>
-    <w:semiHidden/>
-    <w:unhideWhenUsed/>
-    <w:qFormat/>
-    <w:rsid w:val="00A10FD9"/>
-    <w:pPr>
-      <w:keepNext/>
-      <w:keepLines/>
-      <w:spacing w:after="0" w:before="40"/>
-      <w:outlineLvl w:val="5"/>
-    </w:pPr>
-    <w:rPr>
-      <w:rFonts w:cstheme="majorBidi" w:eastAsiaTheme="majorEastAsia"/>
-      <w:i/>
-      <w:iCs/>
-      <w:color w:themeColor="text1" w:themeTint="A6" w:val="595959"/>
-    </w:rPr>
-  </w:style>
-  <w:style w:styleId="Heading7" w:type="paragraph">
-    <w:name w:val="heading 7"/>
-    <w:basedOn w:val="Normal"/>
-    <w:next w:val="BodyText"/>
-    <w:link w:val="Heading7Char"/>
-    <w:uiPriority w:val="9"/>
-    <w:semiHidden/>
-    <w:unhideWhenUsed/>
-    <w:qFormat/>
-    <w:rsid w:val="00A10FD9"/>
-    <w:pPr>
-      <w:keepNext/>
-      <w:keepLines/>
-      <w:spacing w:after="0" w:before="40"/>
-      <w:outlineLvl w:val="6"/>
-    </w:pPr>
-    <w:rPr>
-      <w:rFonts w:cstheme="majorBidi" w:eastAsiaTheme="majorEastAsia"/>
-      <w:color w:themeColor="text1" w:themeTint="A6" w:val="595959"/>
-    </w:rPr>
-  </w:style>
-  <w:style w:styleId="Heading8" w:type="paragraph">
-    <w:name w:val="heading 8"/>
-    <w:basedOn w:val="Normal"/>
-    <w:next w:val="BodyText"/>
-    <w:link w:val="Heading8Char"/>
-    <w:uiPriority w:val="9"/>
-    <w:semiHidden/>
-    <w:unhideWhenUsed/>
-    <w:qFormat/>
-    <w:rsid w:val="00A10FD9"/>
-    <w:pPr>
-      <w:keepNext/>
-      <w:keepLines/>
-      <w:spacing w:after="0"/>
-      <w:outlineLvl w:val="7"/>
-    </w:pPr>
-    <w:rPr>
-      <w:rFonts w:cstheme="majorBidi" w:eastAsiaTheme="majorEastAsia"/>
-      <w:i/>
-      <w:iCs/>
-      <w:color w:themeColor="text1" w:themeTint="D8" w:val="272727"/>
-    </w:rPr>
-  </w:style>
-  <w:style w:styleId="Heading9" w:type="paragraph">
-    <w:name w:val="heading 9"/>
-    <w:basedOn w:val="Normal"/>
-    <w:next w:val="BodyText"/>
-    <w:link w:val="Heading9Char"/>
-    <w:uiPriority w:val="9"/>
-    <w:semiHidden/>
-    <w:unhideWhenUsed/>
-    <w:qFormat/>
-    <w:rsid w:val="00A10FD9"/>
-    <w:pPr>
-      <w:keepNext/>
-      <w:keepLines/>
-      <w:spacing w:after="0"/>
-      <w:outlineLvl w:val="8"/>
-    </w:pPr>
-    <w:rPr>
-      <w:rFonts w:cstheme="majorBidi" w:eastAsiaTheme="majorEastAsia"/>
-      <w:color w:themeColor="text1" w:themeTint="D8" w:val="272727"/>
-    </w:rPr>
-  </w:style>
-  <w:style w:customStyle="1" w:styleId="Heading1Char" w:type="character">
-    <w:name w:val="Heading 1 Char"/>
-    <w:basedOn w:val="DefaultParagraphFont"/>
-    <w:link w:val="Heading1"/>
-    <w:uiPriority w:val="9"/>
-    <w:rsid w:val="00A10FD9"/>
-    <w:rPr>
-      <w:rFonts w:asciiTheme="majorHAnsi" w:cstheme="majorBidi" w:eastAsiaTheme="majorEastAsia" w:hAnsiTheme="majorHAnsi"/>
-      <w:color w:themeColor="accent1" w:themeShade="BF" w:val="0F4761"/>
-      <w:sz w:val="40"/>
-      <w:szCs w:val="40"/>
-    </w:rPr>
-  </w:style>
-  <w:style w:customStyle="1" w:styleId="Heading2Char" w:type="character">
-    <w:name w:val="Heading 2 Char"/>
-    <w:basedOn w:val="DefaultParagraphFont"/>
-    <w:link w:val="Heading2"/>
-    <w:uiPriority w:val="9"/>
-    <w:semiHidden/>
-    <w:rsid w:val="00A10FD9"/>
-    <w:rPr>
-      <w:rFonts w:asciiTheme="majorHAnsi" w:cstheme="majorBidi" w:eastAsiaTheme="majorEastAsia" w:hAnsiTheme="majorHAnsi"/>
-      <w:color w:themeColor="accent1" w:themeShade="BF" w:val="0F4761"/>
-      <w:sz w:val="32"/>
-      <w:szCs w:val="32"/>
-    </w:rPr>
-  </w:style>
-  <w:style w:customStyle="1" w:styleId="Heading3Char" w:type="character">
-    <w:name w:val="Heading 3 Char"/>
-    <w:basedOn w:val="DefaultParagraphFont"/>
-    <w:link w:val="Heading3"/>
-    <w:uiPriority w:val="9"/>
-    <w:semiHidden/>
-    <w:rsid w:val="00A10FD9"/>
-    <w:rPr>
-      <w:rFonts w:cstheme="majorBidi" w:eastAsiaTheme="majorEastAsia"/>
-      <w:color w:themeColor="accent1" w:themeShade="BF" w:val="0F4761"/>
-      <w:sz w:val="28"/>
-      <w:szCs w:val="28"/>
-    </w:rPr>
-  </w:style>
-  <w:style w:customStyle="1" w:styleId="Heading4Char" w:type="character">
-    <w:name w:val="Heading 4 Char"/>
-    <w:basedOn w:val="DefaultParagraphFont"/>
-    <w:link w:val="Heading4"/>
-    <w:uiPriority w:val="9"/>
-    <w:semiHidden/>
-    <w:rsid w:val="00A10FD9"/>
-    <w:rPr>
-      <w:rFonts w:cstheme="majorBidi" w:eastAsiaTheme="majorEastAsia"/>
-      <w:i/>
-      <w:iCs/>
-      <w:color w:themeColor="accent1" w:themeShade="BF" w:val="0F4761"/>
-    </w:rPr>
-  </w:style>
-  <w:style w:customStyle="1" w:styleId="Heading5Char" w:type="character">
-    <w:name w:val="Heading 5 Char"/>
-    <w:basedOn w:val="DefaultParagraphFont"/>
-    <w:link w:val="Heading5"/>
-    <w:uiPriority w:val="9"/>
-    <w:semiHidden/>
-    <w:rsid w:val="00A10FD9"/>
-    <w:rPr>
-      <w:rFonts w:cstheme="majorBidi" w:eastAsiaTheme="majorEastAsia"/>
-      <w:color w:themeColor="accent1" w:themeShade="BF" w:val="0F4761"/>
-    </w:rPr>
-  </w:style>
-  <w:style w:customStyle="1" w:styleId="Heading6Char" w:type="character">
-    <w:name w:val="Heading 6 Char"/>
-    <w:basedOn w:val="DefaultParagraphFont"/>
-    <w:link w:val="Heading6"/>
-    <w:uiPriority w:val="9"/>
-    <w:semiHidden/>
-    <w:rsid w:val="00A10FD9"/>
-    <w:rPr>
-      <w:rFonts w:cstheme="majorBidi" w:eastAsiaTheme="majorEastAsia"/>
-      <w:i/>
-      <w:iCs/>
-      <w:color w:themeColor="text1" w:themeTint="A6" w:val="595959"/>
-    </w:rPr>
-  </w:style>
-  <w:style w:customStyle="1" w:styleId="Heading7Char" w:type="character">
-    <w:name w:val="Heading 7 Char"/>
-    <w:basedOn w:val="DefaultParagraphFont"/>
-    <w:link w:val="Heading7"/>
-    <w:uiPriority w:val="9"/>
-    <w:semiHidden/>
-    <w:rsid w:val="00A10FD9"/>
-    <w:rPr>
-      <w:rFonts w:cstheme="majorBidi" w:eastAsiaTheme="majorEastAsia"/>
-      <w:color w:themeColor="text1" w:themeTint="A6" w:val="595959"/>
-    </w:rPr>
-  </w:style>
-  <w:style w:customStyle="1" w:styleId="Heading8Char" w:type="character">
-    <w:name w:val="Heading 8 Char"/>
-    <w:basedOn w:val="DefaultParagraphFont"/>
-    <w:link w:val="Heading8"/>
-    <w:uiPriority w:val="9"/>
-    <w:semiHidden/>
-    <w:rsid w:val="00A10FD9"/>
-    <w:rPr>
-      <w:rFonts w:cstheme="majorBidi" w:eastAsiaTheme="majorEastAsia"/>
-      <w:i/>
-      <w:iCs/>
-      <w:color w:themeColor="text1" w:themeTint="D8" w:val="272727"/>
-    </w:rPr>
-  </w:style>
-  <w:style w:customStyle="1" w:styleId="Heading9Char" w:type="character">
-    <w:name w:val="Heading 9 Char"/>
-    <w:basedOn w:val="DefaultParagraphFont"/>
-    <w:link w:val="Heading9"/>
-    <w:uiPriority w:val="9"/>
-    <w:semiHidden/>
-    <w:rsid w:val="00A10FD9"/>
-    <w:rPr>
-      <w:rFonts w:cstheme="majorBidi" w:eastAsiaTheme="majorEastAsia"/>
-      <w:color w:themeColor="text1" w:themeTint="D8" w:val="272727"/>
+      <w:rFonts w:ascii="Times New Roman" w:hAnsi="Times New Roman"/>
+      <w:color w:themeColor="text1" w:val="000000"/>
     </w:rPr>
   </w:style>
   <w:style w:styleId="BlockText" w:type="paragraph">
@@ -13317,37 +13859,28 @@
     <w:qFormat/>
     <w:pPr>
       <w:spacing w:after="100" w:before="100"/>
-      <w:ind w:firstLine="0" w:left="480" w:right="480"/>
+      <w:ind w:left="480" w:right="480"/>
     </w:pPr>
   </w:style>
   <w:style w:styleId="FootnoteText" w:type="paragraph">
-    <w:name w:val="Footnote Text"/>
+    <w:name w:val="footnote text"/>
     <w:basedOn w:val="Normal"/>
-    <w:next w:val="FootnoteText"/>
     <w:uiPriority w:val="9"/>
     <w:unhideWhenUsed/>
     <w:qFormat/>
   </w:style>
-  <w:style w:styleId="FootnoteBlockText" w:type="paragraph">
+  <w:style w:customStyle="1" w:styleId="FootnoteBlockText" w:type="paragraph">
     <w:name w:val="Footnote Block Text"/>
-    <w:basedOn w:val="FootnoteText"/>
-    <w:next w:val="FootnoteText"/>
     <w:uiPriority w:val="9"/>
     <w:unhideWhenUsed/>
     <w:qFormat/>
     <w:pPr>
       <w:spacing w:after="100" w:before="100"/>
-      <w:ind w:firstLine="0" w:left="480" w:right="480"/>
+      <w:ind w:left="480" w:right="480"/>
     </w:pPr>
   </w:style>
-  <w:style w:default="1" w:styleId="DefaultParagraphFont" w:type="character">
-    <w:name w:val="Default Paragraph Font"/>
-    <w:semiHidden/>
-    <w:unhideWhenUsed/>
-  </w:style>
-  <w:style w:default="1" w:styleId="Table" w:type="table">
+  <w:style w:customStyle="1" w:styleId="Table" w:type="table">
     <w:name w:val="Table"/>
-    <w:basedOn w:val="TableNormal"/>
     <w:semiHidden/>
     <w:unhideWhenUsed/>
     <w:qFormat/>
@@ -13361,9 +13894,15 @@
       </w:tblCellMar>
     </w:tblPr>
     <w:tblStylePr w:type="firstRow">
+      <w:tblPr>
+        <w:jc w:val="left"/>
+      </w:tblPr>
+      <w:trPr>
+        <w:jc w:val="left"/>
+      </w:trPr>
       <w:tcPr>
         <w:tcBorders>
-          <w:bottom w:val="single"/>
+          <w:bottom w:color="auto" w:space="0" w:sz="0" w:val="single"/>
         </w:tcBorders>
         <w:vAlign w:val="bottom"/>
       </w:tcPr>
@@ -13387,11 +13926,11 @@
     <w:basedOn w:val="Normal"/>
   </w:style>
   <w:style w:styleId="Caption" w:type="paragraph">
-    <w:name w:val="Caption"/>
+    <w:name w:val="caption"/>
     <w:basedOn w:val="Normal"/>
-    <w:link w:val="BodyTextChar"/>
+    <w:link w:val="CaptionChar"/>
     <w:pPr>
-      <w:spacing w:after="120" w:before="0"/>
+      <w:spacing w:after="120"/>
     </w:pPr>
     <w:rPr>
       <w:i/>
@@ -13419,14 +13958,15 @@
       <w:keepNext/>
     </w:pPr>
   </w:style>
-  <w:style w:customStyle="1" w:styleId="BodyTextChar" w:type="character">
-    <w:name w:val="Body Text Char"/>
+  <w:style w:customStyle="1" w:styleId="CaptionChar" w:type="character">
+    <w:name w:val="Caption Char"/>
     <w:basedOn w:val="DefaultParagraphFont"/>
-    <w:link w:val="BodyText"/>
+    <w:link w:val="Caption"/>
   </w:style>
   <w:style w:customStyle="1" w:styleId="VerbatimChar" w:type="character">
     <w:name w:val="Verbatim Char"/>
-    <w:basedOn w:val="BodyTextChar"/>
+    <w:basedOn w:val="CaptionChar"/>
+    <w:link w:val="SourceCode"/>
     <w:rPr>
       <w:rFonts w:ascii="Consolas" w:hAnsi="Consolas"/>
       <w:sz w:val="22"/>
@@ -13434,18 +13974,18 @@
   </w:style>
   <w:style w:customStyle="1" w:styleId="SectionNumber" w:type="character">
     <w:name w:val="Section Number"/>
-    <w:basedOn w:val="BodyTextChar"/>
+    <w:basedOn w:val="CaptionChar"/>
   </w:style>
   <w:style w:styleId="FootnoteReference" w:type="character">
-    <w:name w:val="Footnote Reference"/>
-    <w:basedOn w:val="BodyTextChar"/>
+    <w:name w:val="footnote reference"/>
+    <w:basedOn w:val="CaptionChar"/>
     <w:rPr>
       <w:vertAlign w:val="superscript"/>
     </w:rPr>
   </w:style>
   <w:style w:styleId="Hyperlink" w:type="character">
     <w:name w:val="Hyperlink"/>
-    <w:basedOn w:val="BodyTextChar"/>
+    <w:basedOn w:val="CaptionChar"/>
     <w:rPr>
       <w:color w:themeColor="accent1" w:val="4F81BD"/>
     </w:rPr>
@@ -13462,273 +14002,544 @@
       <w:outlineLvl w:val="9"/>
     </w:pPr>
     <w:rPr>
-      <w:rFonts w:asciiTheme="majorHAnsi" w:cstheme="majorBidi" w:eastAsiaTheme="majorEastAsia" w:hAnsiTheme="majorHAnsi"/>
       <w:b w:val="0"/>
       <w:bCs w:val="0"/>
       <w:color w:themeColor="accent1" w:themeShade="BF" w:val="365F91"/>
     </w:rPr>
   </w:style>
-  <w:style w:type="paragraph" w:customStyle="1" w:styleId="SourceCode">
+  <w:style w:customStyle="1" w:styleId="SourceCode" w:type="paragraph">
     <w:name w:val="Source Code"/>
     <w:basedOn w:val="Normal"/>
     <w:link w:val="VerbatimChar"/>
     <w:pPr>
-      <w:wordWrap w:val="off"/>
-      <w:shd w:val="clear" w:fill="f1f3f5"/>
+      <w:shd w:color="auto" w:fill="F1F3F5" w:val="clear"/>
+      <w:wordWrap w:val="0"/>
     </w:pPr>
   </w:style>
-  <w:style w:type="character" w:customStyle="1" w:styleId="KeywordTok">
+  <w:style w:customStyle="1" w:styleId="KeywordTok" w:type="character">
     <w:name w:val="KeywordTok"/>
     <w:basedOn w:val="VerbatimChar"/>
     <w:rPr>
-      <w:b/>
-      <w:color w:val="003b4f"/>
-      <w:shd w:val="clear" w:fill="f1f3f5"/>
+      <w:rFonts w:ascii="Consolas" w:hAnsi="Consolas"/>
+      <w:color w:val="003B4F"/>
+      <w:sz w:val="22"/>
+      <w:shd w:color="auto" w:fill="F1F3F5" w:val="clear"/>
     </w:rPr>
   </w:style>
-  <w:style w:type="character" w:customStyle="1" w:styleId="DataTypeTok">
+  <w:style w:customStyle="1" w:styleId="DataTypeTok" w:type="character">
     <w:name w:val="DataTypeTok"/>
     <w:basedOn w:val="VerbatimChar"/>
     <w:rPr>
-      <w:color w:val="ad0000"/>
-      <w:shd w:val="clear" w:fill="f1f3f5"/>
+      <w:rFonts w:ascii="Consolas" w:hAnsi="Consolas"/>
+      <w:color w:val="AD0000"/>
+      <w:sz w:val="22"/>
+      <w:shd w:color="auto" w:fill="F1F3F5" w:val="clear"/>
     </w:rPr>
   </w:style>
-  <w:style w:type="character" w:customStyle="1" w:styleId="DecValTok">
+  <w:style w:customStyle="1" w:styleId="DecValTok" w:type="character">
     <w:name w:val="DecValTok"/>
     <w:basedOn w:val="VerbatimChar"/>
     <w:rPr>
-      <w:color w:val="ad0000"/>
-      <w:shd w:val="clear" w:fill="f1f3f5"/>
+      <w:rFonts w:ascii="Consolas" w:hAnsi="Consolas"/>
+      <w:color w:val="AD0000"/>
+      <w:sz w:val="22"/>
+      <w:shd w:color="auto" w:fill="F1F3F5" w:val="clear"/>
     </w:rPr>
   </w:style>
-  <w:style w:type="character" w:customStyle="1" w:styleId="BaseNTok">
+  <w:style w:customStyle="1" w:styleId="BaseNTok" w:type="character">
     <w:name w:val="BaseNTok"/>
     <w:basedOn w:val="VerbatimChar"/>
     <w:rPr>
-      <w:color w:val="ad0000"/>
-      <w:shd w:val="clear" w:fill="f1f3f5"/>
+      <w:rFonts w:ascii="Consolas" w:hAnsi="Consolas"/>
+      <w:color w:val="AD0000"/>
+      <w:sz w:val="22"/>
+      <w:shd w:color="auto" w:fill="F1F3F5" w:val="clear"/>
     </w:rPr>
   </w:style>
-  <w:style w:type="character" w:customStyle="1" w:styleId="FloatTok">
+  <w:style w:customStyle="1" w:styleId="FloatTok" w:type="character">
     <w:name w:val="FloatTok"/>
     <w:basedOn w:val="VerbatimChar"/>
     <w:rPr>
-      <w:color w:val="ad0000"/>
-      <w:shd w:val="clear" w:fill="f1f3f5"/>
+      <w:rFonts w:ascii="Consolas" w:hAnsi="Consolas"/>
+      <w:color w:val="AD0000"/>
+      <w:sz w:val="22"/>
+      <w:shd w:color="auto" w:fill="F1F3F5" w:val="clear"/>
     </w:rPr>
   </w:style>
-  <w:style w:type="character" w:customStyle="1" w:styleId="ConstantTok">
+  <w:style w:customStyle="1" w:styleId="ConstantTok" w:type="character">
     <w:name w:val="ConstantTok"/>
     <w:basedOn w:val="VerbatimChar"/>
     <w:rPr>
-      <w:color w:val="8f5902"/>
-      <w:shd w:val="clear" w:fill="f1f3f5"/>
+      <w:rFonts w:ascii="Consolas" w:hAnsi="Consolas"/>
+      <w:color w:val="8F5902"/>
+      <w:sz w:val="22"/>
+      <w:shd w:color="auto" w:fill="F1F3F5" w:val="clear"/>
     </w:rPr>
   </w:style>
-  <w:style w:type="character" w:customStyle="1" w:styleId="CharTok">
+  <w:style w:customStyle="1" w:styleId="CharTok" w:type="character">
     <w:name w:val="CharTok"/>
     <w:basedOn w:val="VerbatimChar"/>
     <w:rPr>
-      <w:color w:val="20794d"/>
-      <w:shd w:val="clear" w:fill="f1f3f5"/>
+      <w:rFonts w:ascii="Consolas" w:hAnsi="Consolas"/>
+      <w:color w:val="20794D"/>
+      <w:sz w:val="22"/>
+      <w:shd w:color="auto" w:fill="F1F3F5" w:val="clear"/>
     </w:rPr>
   </w:style>
-  <w:style w:type="character" w:customStyle="1" w:styleId="SpecialCharTok">
+  <w:style w:customStyle="1" w:styleId="SpecialCharTok" w:type="character">
     <w:name w:val="SpecialCharTok"/>
     <w:basedOn w:val="VerbatimChar"/>
     <w:rPr>
-      <w:color w:val="5e5e5e"/>
-      <w:shd w:val="clear" w:fill="f1f3f5"/>
+      <w:rFonts w:ascii="Consolas" w:hAnsi="Consolas"/>
+      <w:color w:val="5E5E5E"/>
+      <w:sz w:val="22"/>
+      <w:shd w:color="auto" w:fill="F1F3F5" w:val="clear"/>
     </w:rPr>
   </w:style>
-  <w:style w:type="character" w:customStyle="1" w:styleId="StringTok">
+  <w:style w:customStyle="1" w:styleId="StringTok" w:type="character">
     <w:name w:val="StringTok"/>
     <w:basedOn w:val="VerbatimChar"/>
     <w:rPr>
-      <w:color w:val="20794d"/>
-      <w:shd w:val="clear" w:fill="f1f3f5"/>
+      <w:rFonts w:ascii="Consolas" w:hAnsi="Consolas"/>
+      <w:color w:val="20794D"/>
+      <w:sz w:val="22"/>
+      <w:shd w:color="auto" w:fill="F1F3F5" w:val="clear"/>
     </w:rPr>
   </w:style>
-  <w:style w:type="character" w:customStyle="1" w:styleId="VerbatimStringTok">
+  <w:style w:customStyle="1" w:styleId="VerbatimStringTok" w:type="character">
     <w:name w:val="VerbatimStringTok"/>
     <w:basedOn w:val="VerbatimChar"/>
     <w:rPr>
-      <w:color w:val="20794d"/>
-      <w:shd w:val="clear" w:fill="f1f3f5"/>
+      <w:rFonts w:ascii="Consolas" w:hAnsi="Consolas"/>
+      <w:color w:val="20794D"/>
+      <w:sz w:val="22"/>
+      <w:shd w:color="auto" w:fill="F1F3F5" w:val="clear"/>
     </w:rPr>
   </w:style>
-  <w:style w:type="character" w:customStyle="1" w:styleId="SpecialStringTok">
+  <w:style w:customStyle="1" w:styleId="SpecialStringTok" w:type="character">
     <w:name w:val="SpecialStringTok"/>
     <w:basedOn w:val="VerbatimChar"/>
     <w:rPr>
-      <w:color w:val="20794d"/>
-      <w:shd w:val="clear" w:fill="f1f3f5"/>
+      <w:rFonts w:ascii="Consolas" w:hAnsi="Consolas"/>
+      <w:color w:val="20794D"/>
+      <w:sz w:val="22"/>
+      <w:shd w:color="auto" w:fill="F1F3F5" w:val="clear"/>
     </w:rPr>
   </w:style>
-  <w:style w:type="character" w:customStyle="1" w:styleId="ImportTok">
+  <w:style w:customStyle="1" w:styleId="ImportTok" w:type="character">
     <w:name w:val="ImportTok"/>
     <w:basedOn w:val="VerbatimChar"/>
     <w:rPr>
-      <w:color w:val="00769e"/>
-      <w:shd w:val="clear" w:fill="f1f3f5"/>
+      <w:rFonts w:ascii="Consolas" w:hAnsi="Consolas"/>
+      <w:color w:val="00769E"/>
+      <w:sz w:val="22"/>
+      <w:shd w:color="auto" w:fill="F1F3F5" w:val="clear"/>
     </w:rPr>
   </w:style>
-  <w:style w:type="character" w:customStyle="1" w:styleId="CommentTok">
+  <w:style w:customStyle="1" w:styleId="CommentTok" w:type="character">
     <w:name w:val="CommentTok"/>
     <w:basedOn w:val="VerbatimChar"/>
     <w:rPr>
-      <w:color w:val="5e5e5e"/>
-      <w:shd w:val="clear" w:fill="f1f3f5"/>
+      <w:rFonts w:ascii="Consolas" w:hAnsi="Consolas"/>
+      <w:color w:val="5E5E5E"/>
+      <w:sz w:val="22"/>
+      <w:shd w:color="auto" w:fill="F1F3F5" w:val="clear"/>
     </w:rPr>
   </w:style>
-  <w:style w:type="character" w:customStyle="1" w:styleId="DocumentationTok">
+  <w:style w:customStyle="1" w:styleId="DocumentationTok" w:type="character">
     <w:name w:val="DocumentationTok"/>
     <w:basedOn w:val="VerbatimChar"/>
     <w:rPr>
+      <w:rFonts w:ascii="Consolas" w:hAnsi="Consolas"/>
       <w:i/>
-      <w:color w:val="5e5e5e"/>
-      <w:shd w:val="clear" w:fill="f1f3f5"/>
+      <w:color w:val="5E5E5E"/>
+      <w:sz w:val="22"/>
+      <w:shd w:color="auto" w:fill="F1F3F5" w:val="clear"/>
     </w:rPr>
   </w:style>
-  <w:style w:type="character" w:customStyle="1" w:styleId="AnnotationTok">
+  <w:style w:customStyle="1" w:styleId="AnnotationTok" w:type="character">
     <w:name w:val="AnnotationTok"/>
     <w:basedOn w:val="VerbatimChar"/>
     <w:rPr>
-      <w:color w:val="5e5e5e"/>
-      <w:shd w:val="clear" w:fill="f1f3f5"/>
+      <w:rFonts w:ascii="Consolas" w:hAnsi="Consolas"/>
+      <w:color w:val="5E5E5E"/>
+      <w:sz w:val="22"/>
+      <w:shd w:color="auto" w:fill="F1F3F5" w:val="clear"/>
     </w:rPr>
   </w:style>
-  <w:style w:type="character" w:customStyle="1" w:styleId="CommentVarTok">
+  <w:style w:customStyle="1" w:styleId="CommentVarTok" w:type="character">
     <w:name w:val="CommentVarTok"/>
     <w:basedOn w:val="VerbatimChar"/>
     <w:rPr>
+      <w:rFonts w:ascii="Consolas" w:hAnsi="Consolas"/>
       <w:i/>
-      <w:color w:val="5e5e5e"/>
-      <w:shd w:val="clear" w:fill="f1f3f5"/>
+      <w:color w:val="5E5E5E"/>
+      <w:sz w:val="22"/>
+      <w:shd w:color="auto" w:fill="F1F3F5" w:val="clear"/>
     </w:rPr>
   </w:style>
-  <w:style w:type="character" w:customStyle="1" w:styleId="OtherTok">
+  <w:style w:customStyle="1" w:styleId="OtherTok" w:type="character">
     <w:name w:val="OtherTok"/>
     <w:basedOn w:val="VerbatimChar"/>
     <w:rPr>
-      <w:color w:val="003b4f"/>
-      <w:shd w:val="clear" w:fill="f1f3f5"/>
+      <w:rFonts w:ascii="Consolas" w:hAnsi="Consolas"/>
+      <w:color w:val="003B4F"/>
+      <w:sz w:val="22"/>
+      <w:shd w:color="auto" w:fill="F1F3F5" w:val="clear"/>
     </w:rPr>
   </w:style>
-  <w:style w:type="character" w:customStyle="1" w:styleId="FunctionTok">
+  <w:style w:customStyle="1" w:styleId="FunctionTok" w:type="character">
     <w:name w:val="FunctionTok"/>
     <w:basedOn w:val="VerbatimChar"/>
     <w:rPr>
-      <w:color w:val="4758ab"/>
-      <w:shd w:val="clear" w:fill="f1f3f5"/>
+      <w:rFonts w:ascii="Consolas" w:hAnsi="Consolas"/>
+      <w:color w:val="4758AB"/>
+      <w:sz w:val="22"/>
+      <w:shd w:color="auto" w:fill="F1F3F5" w:val="clear"/>
     </w:rPr>
   </w:style>
-  <w:style w:type="character" w:customStyle="1" w:styleId="VariableTok">
+  <w:style w:customStyle="1" w:styleId="VariableTok" w:type="character">
     <w:name w:val="VariableTok"/>
     <w:basedOn w:val="VerbatimChar"/>
     <w:rPr>
+      <w:rFonts w:ascii="Consolas" w:hAnsi="Consolas"/>
       <w:color w:val="111111"/>
-      <w:shd w:val="clear" w:fill="f1f3f5"/>
+      <w:sz w:val="22"/>
+      <w:shd w:color="auto" w:fill="F1F3F5" w:val="clear"/>
     </w:rPr>
   </w:style>
-  <w:style w:type="character" w:customStyle="1" w:styleId="ControlFlowTok">
+  <w:style w:customStyle="1" w:styleId="ControlFlowTok" w:type="character">
     <w:name w:val="ControlFlowTok"/>
     <w:basedOn w:val="VerbatimChar"/>
     <w:rPr>
-      <w:b/>
-      <w:color w:val="003b4f"/>
-      <w:shd w:val="clear" w:fill="f1f3f5"/>
+      <w:rFonts w:ascii="Consolas" w:hAnsi="Consolas"/>
+      <w:color w:val="003B4F"/>
+      <w:sz w:val="22"/>
+      <w:shd w:color="auto" w:fill="F1F3F5" w:val="clear"/>
     </w:rPr>
   </w:style>
-  <w:style w:type="character" w:customStyle="1" w:styleId="OperatorTok">
+  <w:style w:customStyle="1" w:styleId="OperatorTok" w:type="character">
     <w:name w:val="OperatorTok"/>
     <w:basedOn w:val="VerbatimChar"/>
     <w:rPr>
-      <w:color w:val="5e5e5e"/>
-      <w:shd w:val="clear" w:fill="f1f3f5"/>
+      <w:rFonts w:ascii="Consolas" w:hAnsi="Consolas"/>
+      <w:color w:val="5E5E5E"/>
+      <w:sz w:val="22"/>
+      <w:shd w:color="auto" w:fill="F1F3F5" w:val="clear"/>
     </w:rPr>
   </w:style>
-  <w:style w:type="character" w:customStyle="1" w:styleId="BuiltInTok">
+  <w:style w:customStyle="1" w:styleId="BuiltInTok" w:type="character">
     <w:name w:val="BuiltInTok"/>
     <w:basedOn w:val="VerbatimChar"/>
     <w:rPr>
-      <w:color w:val="003b4f"/>
-      <w:shd w:val="clear" w:fill="f1f3f5"/>
+      <w:rFonts w:ascii="Consolas" w:hAnsi="Consolas"/>
+      <w:color w:val="003B4F"/>
+      <w:sz w:val="22"/>
+      <w:shd w:color="auto" w:fill="F1F3F5" w:val="clear"/>
     </w:rPr>
   </w:style>
-  <w:style w:type="character" w:customStyle="1" w:styleId="ExtensionTok">
+  <w:style w:customStyle="1" w:styleId="ExtensionTok" w:type="character">
     <w:name w:val="ExtensionTok"/>
     <w:basedOn w:val="VerbatimChar"/>
     <w:rPr>
-      <w:color w:val="003b4f"/>
-      <w:shd w:val="clear" w:fill="f1f3f5"/>
+      <w:rFonts w:ascii="Consolas" w:hAnsi="Consolas"/>
+      <w:color w:val="003B4F"/>
+      <w:sz w:val="22"/>
+      <w:shd w:color="auto" w:fill="F1F3F5" w:val="clear"/>
     </w:rPr>
   </w:style>
-  <w:style w:type="character" w:customStyle="1" w:styleId="PreprocessorTok">
+  <w:style w:customStyle="1" w:styleId="PreprocessorTok" w:type="character">
     <w:name w:val="PreprocessorTok"/>
     <w:basedOn w:val="VerbatimChar"/>
     <w:rPr>
-      <w:color w:val="ad0000"/>
-      <w:shd w:val="clear" w:fill="f1f3f5"/>
+      <w:rFonts w:ascii="Consolas" w:hAnsi="Consolas"/>
+      <w:color w:val="AD0000"/>
+      <w:sz w:val="22"/>
+      <w:shd w:color="auto" w:fill="F1F3F5" w:val="clear"/>
     </w:rPr>
   </w:style>
-  <w:style w:type="character" w:customStyle="1" w:styleId="AttributeTok">
+  <w:style w:customStyle="1" w:styleId="AttributeTok" w:type="character">
     <w:name w:val="AttributeTok"/>
     <w:basedOn w:val="VerbatimChar"/>
     <w:rPr>
+      <w:rFonts w:ascii="Consolas" w:hAnsi="Consolas"/>
       <w:color w:val="657422"/>
-      <w:shd w:val="clear" w:fill="f1f3f5"/>
+      <w:sz w:val="22"/>
+      <w:shd w:color="auto" w:fill="F1F3F5" w:val="clear"/>
     </w:rPr>
   </w:style>
-  <w:style w:type="character" w:customStyle="1" w:styleId="RegionMarkerTok">
+  <w:style w:customStyle="1" w:styleId="RegionMarkerTok" w:type="character">
     <w:name w:val="RegionMarkerTok"/>
     <w:basedOn w:val="VerbatimChar"/>
     <w:rPr>
-      <w:color w:val="003b4f"/>
-      <w:shd w:val="clear" w:fill="f1f3f5"/>
+      <w:rFonts w:ascii="Consolas" w:hAnsi="Consolas"/>
+      <w:color w:val="003B4F"/>
+      <w:sz w:val="22"/>
+      <w:shd w:color="auto" w:fill="F1F3F5" w:val="clear"/>
     </w:rPr>
   </w:style>
-  <w:style w:type="character" w:customStyle="1" w:styleId="InformationTok">
+  <w:style w:customStyle="1" w:styleId="InformationTok" w:type="character">
     <w:name w:val="InformationTok"/>
     <w:basedOn w:val="VerbatimChar"/>
     <w:rPr>
-      <w:color w:val="5e5e5e"/>
-      <w:shd w:val="clear" w:fill="f1f3f5"/>
+      <w:rFonts w:ascii="Consolas" w:hAnsi="Consolas"/>
+      <w:color w:val="5E5E5E"/>
+      <w:sz w:val="22"/>
+      <w:shd w:color="auto" w:fill="F1F3F5" w:val="clear"/>
     </w:rPr>
   </w:style>
-  <w:style w:type="character" w:customStyle="1" w:styleId="WarningTok">
+  <w:style w:customStyle="1" w:styleId="WarningTok" w:type="character">
     <w:name w:val="WarningTok"/>
     <w:basedOn w:val="VerbatimChar"/>
     <w:rPr>
+      <w:rFonts w:ascii="Consolas" w:hAnsi="Consolas"/>
       <w:i/>
-      <w:color w:val="5e5e5e"/>
-      <w:shd w:val="clear" w:fill="f1f3f5"/>
+      <w:color w:val="5E5E5E"/>
+      <w:sz w:val="22"/>
+      <w:shd w:color="auto" w:fill="F1F3F5" w:val="clear"/>
     </w:rPr>
   </w:style>
-  <w:style w:type="character" w:customStyle="1" w:styleId="AlertTok">
+  <w:style w:customStyle="1" w:styleId="AlertTok" w:type="character">
     <w:name w:val="AlertTok"/>
     <w:basedOn w:val="VerbatimChar"/>
     <w:rPr>
-      <w:color w:val="ad0000"/>
-      <w:shd w:val="clear" w:fill="f1f3f5"/>
+      <w:rFonts w:ascii="Consolas" w:hAnsi="Consolas"/>
+      <w:color w:val="AD0000"/>
+      <w:sz w:val="22"/>
+      <w:shd w:color="auto" w:fill="F1F3F5" w:val="clear"/>
     </w:rPr>
   </w:style>
-  <w:style w:type="character" w:customStyle="1" w:styleId="ErrorTok">
+  <w:style w:customStyle="1" w:styleId="ErrorTok" w:type="character">
     <w:name w:val="ErrorTok"/>
     <w:basedOn w:val="VerbatimChar"/>
     <w:rPr>
-      <w:color w:val="ad0000"/>
-      <w:shd w:val="clear" w:fill="f1f3f5"/>
+      <w:rFonts w:ascii="Consolas" w:hAnsi="Consolas"/>
+      <w:color w:val="AD0000"/>
+      <w:sz w:val="22"/>
+      <w:shd w:color="auto" w:fill="F1F3F5" w:val="clear"/>
     </w:rPr>
   </w:style>
-  <w:style w:type="character" w:customStyle="1" w:styleId="NormalTok">
+  <w:style w:customStyle="1" w:styleId="NormalTok" w:type="character">
     <w:name w:val="NormalTok"/>
     <w:basedOn w:val="VerbatimChar"/>
     <w:rPr>
-      <w:color w:val="003b4f"/>
-      <w:shd w:val="clear" w:fill="f1f3f5"/>
+      <w:rFonts w:ascii="Consolas" w:hAnsi="Consolas"/>
+      <w:color w:val="003B4F"/>
+      <w:sz w:val="22"/>
+      <w:shd w:color="auto" w:fill="F1F3F5" w:val="clear"/>
     </w:rPr>
+  </w:style>
+  <w:style w:styleId="CommentReference" w:type="character">
+    <w:name w:val="annotation reference"/>
+    <w:basedOn w:val="DefaultParagraphFont"/>
+    <w:uiPriority w:val="99"/>
+    <w:unhideWhenUsed/>
+    <w:rsid w:val="007C3FC7"/>
+    <w:rPr>
+      <w:sz w:val="16"/>
+      <w:szCs w:val="16"/>
+    </w:rPr>
+  </w:style>
+  <w:style w:styleId="CommentText" w:type="paragraph">
+    <w:name w:val="annotation text"/>
+    <w:basedOn w:val="Normal"/>
+    <w:link w:val="CommentTextChar"/>
+    <w:uiPriority w:val="99"/>
+    <w:unhideWhenUsed/>
+    <w:rsid w:val="007C3FC7"/>
+    <w:pPr>
+      <w:spacing w:after="0"/>
+    </w:pPr>
+    <w:rPr>
+      <w:rFonts w:ascii="Liberation Serif" w:cs="Liberation Serif" w:eastAsia="Liberation Serif" w:hAnsi="Liberation Serif"/>
+      <w:sz w:val="20"/>
+      <w:szCs w:val="20"/>
+      <w:lang w:eastAsia="ja-JP"/>
+    </w:rPr>
+  </w:style>
+  <w:style w:customStyle="1" w:styleId="CommentTextChar" w:type="character">
+    <w:name w:val="Comment Text Char"/>
+    <w:basedOn w:val="DefaultParagraphFont"/>
+    <w:link w:val="CommentText"/>
+    <w:uiPriority w:val="99"/>
+    <w:rsid w:val="007C3FC7"/>
+    <w:rPr>
+      <w:rFonts w:ascii="Liberation Serif" w:cs="Liberation Serif" w:eastAsia="Liberation Serif" w:hAnsi="Liberation Serif"/>
+      <w:sz w:val="20"/>
+      <w:szCs w:val="20"/>
+      <w:lang w:eastAsia="ja-JP"/>
+    </w:rPr>
+  </w:style>
+  <w:style w:styleId="Header" w:type="paragraph">
+    <w:name w:val="header"/>
+    <w:basedOn w:val="Normal"/>
+    <w:link w:val="HeaderChar"/>
+    <w:uiPriority w:val="99"/>
+    <w:rsid w:val="00587F7A"/>
+    <w:pPr>
+      <w:tabs>
+        <w:tab w:pos="4513" w:val="center"/>
+        <w:tab w:pos="9026" w:val="right"/>
+      </w:tabs>
+      <w:spacing w:after="0"/>
+    </w:pPr>
+  </w:style>
+  <w:style w:customStyle="1" w:styleId="HeaderChar" w:type="character">
+    <w:name w:val="Header Char"/>
+    <w:basedOn w:val="DefaultParagraphFont"/>
+    <w:link w:val="Header"/>
+    <w:uiPriority w:val="99"/>
+    <w:rsid w:val="00587F7A"/>
+  </w:style>
+  <w:style w:styleId="Footer" w:type="paragraph">
+    <w:name w:val="footer"/>
+    <w:basedOn w:val="Normal"/>
+    <w:link w:val="FooterChar"/>
+    <w:uiPriority w:val="99"/>
+    <w:rsid w:val="00587F7A"/>
+    <w:pPr>
+      <w:tabs>
+        <w:tab w:pos="4513" w:val="center"/>
+        <w:tab w:pos="9026" w:val="right"/>
+      </w:tabs>
+      <w:spacing w:after="0"/>
+    </w:pPr>
+  </w:style>
+  <w:style w:customStyle="1" w:styleId="FooterChar" w:type="character">
+    <w:name w:val="Footer Char"/>
+    <w:basedOn w:val="DefaultParagraphFont"/>
+    <w:link w:val="Footer"/>
+    <w:uiPriority w:val="99"/>
+    <w:rsid w:val="00587F7A"/>
+  </w:style>
+  <w:style w:customStyle="1" w:styleId="BodyTextChar" w:type="character">
+    <w:name w:val="Body Text Char"/>
+    <w:basedOn w:val="DefaultParagraphFont"/>
+    <w:link w:val="BodyText"/>
+    <w:rsid w:val="009C05A5"/>
+  </w:style>
+  <w:style w:styleId="UnresolvedMention" w:type="character">
+    <w:name w:val="Unresolved Mention"/>
+    <w:basedOn w:val="DefaultParagraphFont"/>
+    <w:uiPriority w:val="99"/>
+    <w:semiHidden/>
+    <w:unhideWhenUsed/>
+    <w:rsid w:val="00C86E3D"/>
+    <w:rPr>
+      <w:color w:val="605E5C"/>
+      <w:shd w:color="auto" w:fill="E1DFDD" w:val="clear"/>
+    </w:rPr>
+  </w:style>
+  <w:style w:styleId="TableGrid" w:type="table">
+    <w:name w:val="Table Grid"/>
+    <w:basedOn w:val="TableNormal"/>
+    <w:rsid w:val="001D2FC2"/>
+    <w:pPr>
+      <w:spacing w:after="0"/>
+    </w:pPr>
+    <w:tblPr>
+      <w:tblBorders>
+        <w:top w:color="auto" w:space="0" w:sz="4" w:val="single"/>
+        <w:left w:color="auto" w:space="0" w:sz="4" w:val="single"/>
+        <w:bottom w:color="auto" w:space="0" w:sz="4" w:val="single"/>
+        <w:right w:color="auto" w:space="0" w:sz="4" w:val="single"/>
+        <w:insideH w:color="auto" w:space="0" w:sz="4" w:val="single"/>
+        <w:insideV w:color="auto" w:space="0" w:sz="4" w:val="single"/>
+      </w:tblBorders>
+    </w:tblPr>
+  </w:style>
+  <w:style w:styleId="NormalWeb" w:type="paragraph">
+    <w:name w:val="Normal (Web)"/>
+    <w:basedOn w:val="Normal"/>
+    <w:uiPriority w:val="99"/>
+    <w:unhideWhenUsed/>
+    <w:rsid w:val="00C84781"/>
+    <w:pPr>
+      <w:spacing w:after="100" w:afterAutospacing="1" w:before="100" w:beforeAutospacing="1"/>
+    </w:pPr>
+    <w:rPr>
+      <w:rFonts w:ascii="Times New Roman" w:cs="Times New Roman" w:eastAsia="Times New Roman" w:hAnsi="Times New Roman"/>
+      <w:lang w:eastAsia="en-GB" w:val="id"/>
+    </w:rPr>
+  </w:style>
+  <w:style w:styleId="PlainTable2" w:type="table">
+    <w:name w:val="Plain Table 2"/>
+    <w:basedOn w:val="TableNormal"/>
+    <w:rsid w:val="001644AB"/>
+    <w:pPr>
+      <w:spacing w:after="0"/>
+    </w:pPr>
+    <w:tblPr>
+      <w:tblStyleRowBandSize w:val="1"/>
+      <w:tblStyleColBandSize w:val="1"/>
+      <w:tblBorders>
+        <w:top w:color="7F7F7F" w:space="0" w:sz="4" w:themeColor="text1" w:themeTint="80" w:val="single"/>
+        <w:bottom w:color="7F7F7F" w:space="0" w:sz="4" w:themeColor="text1" w:themeTint="80" w:val="single"/>
+      </w:tblBorders>
+    </w:tblPr>
+    <w:tblStylePr w:type="firstRow">
+      <w:rPr>
+        <w:b/>
+        <w:bCs/>
+      </w:rPr>
+      <w:tblPr/>
+      <w:tcPr>
+        <w:tcBorders>
+          <w:bottom w:color="7F7F7F" w:space="0" w:sz="4" w:themeColor="text1" w:themeTint="80" w:val="single"/>
+        </w:tcBorders>
+      </w:tcPr>
+    </w:tblStylePr>
+    <w:tblStylePr w:type="lastRow">
+      <w:rPr>
+        <w:b/>
+        <w:bCs/>
+      </w:rPr>
+      <w:tblPr/>
+      <w:tcPr>
+        <w:tcBorders>
+          <w:top w:color="7F7F7F" w:space="0" w:sz="4" w:themeColor="text1" w:themeTint="80" w:val="single"/>
+        </w:tcBorders>
+      </w:tcPr>
+    </w:tblStylePr>
+    <w:tblStylePr w:type="firstCol">
+      <w:rPr>
+        <w:b/>
+        <w:bCs/>
+      </w:rPr>
+    </w:tblStylePr>
+    <w:tblStylePr w:type="lastCol">
+      <w:rPr>
+        <w:b/>
+        <w:bCs/>
+      </w:rPr>
+    </w:tblStylePr>
+    <w:tblStylePr w:type="band1Vert">
+      <w:tblPr/>
+      <w:tcPr>
+        <w:tcBorders>
+          <w:left w:color="7F7F7F" w:space="0" w:sz="4" w:themeColor="text1" w:themeTint="80" w:val="single"/>
+          <w:right w:color="7F7F7F" w:space="0" w:sz="4" w:themeColor="text1" w:themeTint="80" w:val="single"/>
+        </w:tcBorders>
+      </w:tcPr>
+    </w:tblStylePr>
+    <w:tblStylePr w:type="band2Vert">
+      <w:tblPr/>
+      <w:tcPr>
+        <w:tcBorders>
+          <w:left w:color="7F7F7F" w:space="0" w:sz="4" w:themeColor="text1" w:themeTint="80" w:val="single"/>
+          <w:right w:color="7F7F7F" w:space="0" w:sz="4" w:themeColor="text1" w:themeTint="80" w:val="single"/>
+        </w:tcBorders>
+      </w:tcPr>
+    </w:tblStylePr>
+    <w:tblStylePr w:type="band1Horz">
+      <w:tblPr/>
+      <w:tcPr>
+        <w:tcBorders>
+          <w:top w:color="7F7F7F" w:space="0" w:sz="4" w:themeColor="text1" w:themeTint="80" w:val="single"/>
+          <w:bottom w:color="7F7F7F" w:space="0" w:sz="4" w:themeColor="text1" w:themeTint="80" w:val="single"/>
+        </w:tcBorders>
+      </w:tcPr>
+    </w:tblStylePr>
   </w:style>
 </w:styles>
 </file>
@@ -13744,44 +14555,44 @@
         <a:sysClr val="window" lastClr="FFFFFF"/>
       </a:lt1>
       <a:dk2>
-        <a:srgbClr val="0E2841"/>
+        <a:srgbClr val="1F497D"/>
       </a:dk2>
       <a:lt2>
-        <a:srgbClr val="E8E8E8"/>
+        <a:srgbClr val="EEECE1"/>
       </a:lt2>
       <a:accent1>
-        <a:srgbClr val="156082"/>
+        <a:srgbClr val="4F81BD"/>
       </a:accent1>
       <a:accent2>
-        <a:srgbClr val="E97132"/>
+        <a:srgbClr val="C0504D"/>
       </a:accent2>
       <a:accent3>
-        <a:srgbClr val="196B24"/>
+        <a:srgbClr val="9BBB59"/>
       </a:accent3>
       <a:accent4>
-        <a:srgbClr val="0F9ED5"/>
+        <a:srgbClr val="8064A2"/>
       </a:accent4>
       <a:accent5>
-        <a:srgbClr val="A02B93"/>
+        <a:srgbClr val="4BACC6"/>
       </a:accent5>
       <a:accent6>
-        <a:srgbClr val="4EA72E"/>
+        <a:srgbClr val="F79646"/>
       </a:accent6>
       <a:hlink>
-        <a:srgbClr val="467886"/>
+        <a:srgbClr val="0000FF"/>
       </a:hlink>
       <a:folHlink>
-        <a:srgbClr val="96607D"/>
+        <a:srgbClr val="800080"/>
       </a:folHlink>
     </a:clrScheme>
     <a:fontScheme name="Office">
       <a:majorFont>
-        <a:latin typeface="Aptos Display" panose="02110004020202020204"/>
+        <a:latin typeface="Calibri"/>
         <a:ea typeface=""/>
         <a:cs typeface=""/>
-        <a:font script="Jpan" typeface="游ゴシック Light"/>
+        <a:font script="Jpan" typeface="ＭＳ ゴシック"/>
         <a:font script="Hang" typeface="맑은 고딕"/>
-        <a:font script="Hans" typeface="等线 Light"/>
+        <a:font script="Hans" typeface="宋体"/>
         <a:font script="Hant" typeface="新細明體"/>
         <a:font script="Arab" typeface="Times New Roman"/>
         <a:font script="Hebr" typeface="Times New Roman"/>
@@ -13808,32 +14619,14 @@
         <a:font script="Mong" typeface="Mongolian Baiti"/>
         <a:font script="Viet" typeface="Times New Roman"/>
         <a:font script="Uigh" typeface="Microsoft Uighur"/>
-        <a:font script="Geor" typeface="Sylfaen"/>
-        <a:font script="Armn" typeface="Arial"/>
-        <a:font script="Bugi" typeface="Leelawadee UI"/>
-        <a:font script="Bopo" typeface="Microsoft JhengHei"/>
-        <a:font script="Java" typeface="Javanese Text"/>
-        <a:font script="Lisu" typeface="Segoe UI"/>
-        <a:font script="Mymr" typeface="Myanmar Text"/>
-        <a:font script="Nkoo" typeface="Ebrima"/>
-        <a:font script="Olck" typeface="Nirmala UI"/>
-        <a:font script="Osma" typeface="Ebrima"/>
-        <a:font script="Phag" typeface="Phagspa"/>
-        <a:font script="Syrn" typeface="Estrangelo Edessa"/>
-        <a:font script="Syrj" typeface="Estrangelo Edessa"/>
-        <a:font script="Syre" typeface="Estrangelo Edessa"/>
-        <a:font script="Sora" typeface="Nirmala UI"/>
-        <a:font script="Tale" typeface="Microsoft Tai Le"/>
-        <a:font script="Talu" typeface="Microsoft New Tai Lue"/>
-        <a:font script="Tfng" typeface="Ebrima"/>
       </a:majorFont>
       <a:minorFont>
-        <a:latin typeface="Aptos" panose="02110004020202020204"/>
+        <a:latin typeface="Cambria"/>
         <a:ea typeface=""/>
         <a:cs typeface=""/>
-        <a:font script="Jpan" typeface="游明朝"/>
+        <a:font script="Jpan" typeface="ＭＳ 明朝"/>
         <a:font script="Hang" typeface="맑은 고딕"/>
-        <a:font script="Hans" typeface="等线"/>
+        <a:font script="Hans" typeface="宋体"/>
         <a:font script="Hant" typeface="新細明體"/>
         <a:font script="Arab" typeface="Arial"/>
         <a:font script="Hebr" typeface="Arial"/>
@@ -13860,24 +14653,6 @@
         <a:font script="Mong" typeface="Mongolian Baiti"/>
         <a:font script="Viet" typeface="Arial"/>
         <a:font script="Uigh" typeface="Microsoft Uighur"/>
-        <a:font script="Geor" typeface="Sylfaen"/>
-        <a:font script="Armn" typeface="Arial"/>
-        <a:font script="Bugi" typeface="Leelawadee UI"/>
-        <a:font script="Bopo" typeface="Microsoft JhengHei"/>
-        <a:font script="Java" typeface="Javanese Text"/>
-        <a:font script="Lisu" typeface="Segoe UI"/>
-        <a:font script="Mymr" typeface="Myanmar Text"/>
-        <a:font script="Nkoo" typeface="Ebrima"/>
-        <a:font script="Olck" typeface="Nirmala UI"/>
-        <a:font script="Osma" typeface="Ebrima"/>
-        <a:font script="Phag" typeface="Phagspa"/>
-        <a:font script="Syrn" typeface="Estrangelo Edessa"/>
-        <a:font script="Syrj" typeface="Estrangelo Edessa"/>
-        <a:font script="Syre" typeface="Estrangelo Edessa"/>
-        <a:font script="Sora" typeface="Nirmala UI"/>
-        <a:font script="Tale" typeface="Microsoft Tai Le"/>
-        <a:font script="Talu" typeface="Microsoft New Tai Lue"/>
-        <a:font script="Tfng" typeface="Ebrima"/>
       </a:minorFont>
     </a:fontScheme>
     <a:fmtScheme name="Office">
@@ -13889,141 +14664,200 @@
           <a:gsLst>
             <a:gs pos="0">
               <a:schemeClr val="phClr">
-                <a:lumMod val="110000"/>
-                <a:satMod val="105000"/>
-                <a:tint val="67000"/>
+                <a:tint val="50000"/>
+                <a:satMod val="300000"/>
               </a:schemeClr>
             </a:gs>
-            <a:gs pos="50000">
+            <a:gs pos="35000">
               <a:schemeClr val="phClr">
-                <a:lumMod val="105000"/>
-                <a:satMod val="103000"/>
-                <a:tint val="73000"/>
+                <a:tint val="37000"/>
+                <a:satMod val="300000"/>
               </a:schemeClr>
             </a:gs>
             <a:gs pos="100000">
               <a:schemeClr val="phClr">
-                <a:lumMod val="105000"/>
-                <a:satMod val="109000"/>
-                <a:tint val="81000"/>
+                <a:tint val="15000"/>
+                <a:satMod val="350000"/>
               </a:schemeClr>
             </a:gs>
           </a:gsLst>
-          <a:lin ang="5400000" scaled="0"/>
+          <a:lin ang="16200000" scaled="1"/>
         </a:gradFill>
         <a:gradFill rotWithShape="1">
           <a:gsLst>
             <a:gs pos="0">
               <a:schemeClr val="phClr">
-                <a:satMod val="103000"/>
-                <a:lumMod val="102000"/>
-                <a:tint val="94000"/>
-              </a:schemeClr>
-            </a:gs>
-            <a:gs pos="50000">
-              <a:schemeClr val="phClr">
-                <a:satMod val="110000"/>
-                <a:lumMod val="100000"/>
+                <a:tint val="100000"/>
                 <a:shade val="100000"/>
+                <a:satMod val="130000"/>
               </a:schemeClr>
             </a:gs>
             <a:gs pos="100000">
               <a:schemeClr val="phClr">
-                <a:lumMod val="99000"/>
-                <a:satMod val="120000"/>
-                <a:shade val="78000"/>
+                <a:tint val="50000"/>
+                <a:shade val="100000"/>
+                <a:satMod val="350000"/>
               </a:schemeClr>
             </a:gs>
           </a:gsLst>
-          <a:lin ang="5400000" scaled="0"/>
+          <a:lin ang="16200000" scaled="0"/>
         </a:gradFill>
       </a:fillStyleLst>
       <a:lnStyleLst>
-        <a:ln w="6350" cap="flat" cmpd="sng" algn="ctr">
+        <a:ln w="9525" cap="flat" cmpd="sng" algn="ctr">
+          <a:solidFill>
+            <a:schemeClr val="phClr">
+              <a:shade val="95000"/>
+              <a:satMod val="105000"/>
+            </a:schemeClr>
+          </a:solidFill>
+          <a:prstDash val="solid"/>
+        </a:ln>
+        <a:ln w="25400" cap="flat" cmpd="sng" algn="ctr">
           <a:solidFill>
             <a:schemeClr val="phClr"/>
           </a:solidFill>
           <a:prstDash val="solid"/>
-          <a:miter lim="800000"/>
         </a:ln>
-        <a:ln w="12700" cap="flat" cmpd="sng" algn="ctr">
+        <a:ln w="38100" cap="flat" cmpd="sng" algn="ctr">
           <a:solidFill>
             <a:schemeClr val="phClr"/>
           </a:solidFill>
           <a:prstDash val="solid"/>
-          <a:miter lim="800000"/>
-        </a:ln>
-        <a:ln w="19050" cap="flat" cmpd="sng" algn="ctr">
-          <a:solidFill>
-            <a:schemeClr val="phClr"/>
-          </a:solidFill>
-          <a:prstDash val="solid"/>
-          <a:miter lim="800000"/>
         </a:ln>
       </a:lnStyleLst>
       <a:effectStyleLst>
         <a:effectStyle>
-          <a:effectLst/>
-        </a:effectStyle>
-        <a:effectStyle>
-          <a:effectLst/>
+          <a:effectLst>
+            <a:outerShdw blurRad="40000" dist="20000" dir="5400000" rotWithShape="0">
+              <a:srgbClr val="000000">
+                <a:alpha val="38000"/>
+              </a:srgbClr>
+            </a:outerShdw>
+          </a:effectLst>
         </a:effectStyle>
         <a:effectStyle>
           <a:effectLst>
-            <a:outerShdw blurRad="57150" dist="19050" dir="5400000" algn="ctr" rotWithShape="0">
+            <a:outerShdw blurRad="40000" dist="23000" dir="5400000" rotWithShape="0">
               <a:srgbClr val="000000">
-                <a:alpha val="63000"/>
+                <a:alpha val="35000"/>
               </a:srgbClr>
             </a:outerShdw>
           </a:effectLst>
+        </a:effectStyle>
+        <a:effectStyle>
+          <a:effectLst>
+            <a:outerShdw blurRad="40000" dist="23000" dir="5400000" rotWithShape="0">
+              <a:srgbClr val="000000">
+                <a:alpha val="35000"/>
+              </a:srgbClr>
+            </a:outerShdw>
+          </a:effectLst>
+          <a:scene3d>
+            <a:camera prst="orthographicFront">
+              <a:rot lat="0" lon="0" rev="0"/>
+            </a:camera>
+            <a:lightRig rig="threePt" dir="t">
+              <a:rot lat="0" lon="0" rev="1200000"/>
+            </a:lightRig>
+          </a:scene3d>
+          <a:sp3d>
+            <a:bevelT w="63500" h="25400"/>
+          </a:sp3d>
         </a:effectStyle>
       </a:effectStyleLst>
       <a:bgFillStyleLst>
         <a:solidFill>
           <a:schemeClr val="phClr"/>
         </a:solidFill>
-        <a:solidFill>
-          <a:schemeClr val="phClr">
-            <a:tint val="95000"/>
-            <a:satMod val="170000"/>
-          </a:schemeClr>
-        </a:solidFill>
         <a:gradFill rotWithShape="1">
           <a:gsLst>
             <a:gs pos="0">
               <a:schemeClr val="phClr">
-                <a:tint val="93000"/>
-                <a:satMod val="150000"/>
-                <a:shade val="98000"/>
-                <a:lumMod val="102000"/>
+                <a:tint val="40000"/>
+                <a:satMod val="350000"/>
               </a:schemeClr>
             </a:gs>
-            <a:gs pos="50000">
+            <a:gs pos="40000">
               <a:schemeClr val="phClr">
-                <a:tint val="98000"/>
-                <a:satMod val="130000"/>
-                <a:shade val="90000"/>
-                <a:lumMod val="103000"/>
+                <a:tint val="45000"/>
+                <a:shade val="99000"/>
+                <a:satMod val="350000"/>
               </a:schemeClr>
             </a:gs>
             <a:gs pos="100000">
               <a:schemeClr val="phClr">
-                <a:shade val="63000"/>
-                <a:satMod val="120000"/>
+                <a:shade val="20000"/>
+                <a:satMod val="255000"/>
               </a:schemeClr>
             </a:gs>
           </a:gsLst>
-          <a:lin ang="5400000" scaled="0"/>
+          <a:path path="circle">
+            <a:fillToRect l="50000" t="-80000" r="50000" b="180000"/>
+          </a:path>
+        </a:gradFill>
+        <a:gradFill rotWithShape="1">
+          <a:gsLst>
+            <a:gs pos="0">
+              <a:schemeClr val="phClr">
+                <a:tint val="80000"/>
+                <a:satMod val="300000"/>
+              </a:schemeClr>
+            </a:gs>
+            <a:gs pos="100000">
+              <a:schemeClr val="phClr">
+                <a:shade val="30000"/>
+                <a:satMod val="200000"/>
+              </a:schemeClr>
+            </a:gs>
+          </a:gsLst>
+          <a:path path="circle">
+            <a:fillToRect l="50000" t="50000" r="50000" b="50000"/>
+          </a:path>
         </a:gradFill>
       </a:bgFillStyleLst>
     </a:fmtScheme>
   </a:themeElements>
-  <a:objectDefaults/>
+  <a:objectDefaults>
+    <a:spDef>
+      <a:spPr/>
+      <a:bodyPr/>
+      <a:lstStyle/>
+      <a:style>
+        <a:lnRef idx="1">
+          <a:schemeClr val="accent1"/>
+        </a:lnRef>
+        <a:fillRef idx="3">
+          <a:schemeClr val="accent1"/>
+        </a:fillRef>
+        <a:effectRef idx="2">
+          <a:schemeClr val="accent1"/>
+        </a:effectRef>
+        <a:fontRef idx="minor">
+          <a:schemeClr val="lt1"/>
+        </a:fontRef>
+      </a:style>
+    </a:spDef>
+    <a:lnDef>
+      <a:spPr/>
+      <a:bodyPr/>
+      <a:lstStyle/>
+      <a:style>
+        <a:lnRef idx="2">
+          <a:schemeClr val="accent1"/>
+        </a:lnRef>
+        <a:fillRef idx="0">
+          <a:schemeClr val="accent1"/>
+        </a:fillRef>
+        <a:effectRef idx="1">
+          <a:schemeClr val="accent1"/>
+        </a:effectRef>
+        <a:fontRef idx="minor">
+          <a:schemeClr val="tx1"/>
+        </a:fontRef>
+      </a:style>
+    </a:lnDef>
+  </a:objectDefaults>
   <a:extraClrSchemeLst/>
-  <a:extLst>
-    <a:ext uri="{05A4C25C-085E-4340-85A3-A5531E510DB2}">
-      <thm15:themeFamily xmlns:thm15="http://schemas.microsoft.com/office/thememl/2012/main" name="Office Theme" id="{2E142A2C-CD16-42D6-873A-C26D2A0506FA}" vid="{1BDDFF52-6CD6-40A5-AB3C-68EB2F1E4D0A}"/>
-    </a:ext>
-  </a:extLst>
 </a:theme>
 </file>